--- a/docs/meetings/sprint3_supervisor_review.docx
+++ b/docs/meetings/sprint3_supervisor_review.docx
@@ -4,44 +4,35 @@
   <w:body>
     <w:p>
       <w:pPr>
-        <w:spacing w:after="80"/>
+        <w:spacing w:after="120"/>
         <w:jc w:val="center"/>
       </w:pPr>
       <w:r>
         <w:rPr>
           <w:b/>
           <w:bCs/>
-          <w:color w:val="2E4A7A"/>
-          <w:sz w:val="40"/>
-          <w:szCs w:val="40"/>
+          <w:color w:val="2E4057"/>
+          <w:sz w:val="36"/>
+          <w:szCs w:val="36"/>
         </w:rPr>
-        <w:t>SPRINT 3 — SPONSOR REVIEW</w:t>
-      </w:r>
-    </w:p>
-    <w:p>
-      <w:pPr>
-        <w:spacing w:after="40"/>
+        <w:t xml:space="preserve">SPRINT 3 — SUPERVISOR REVIEW</w:t>
+      </w:r>
+    </w:p>
+    <w:p>
+      <w:pPr>
+        <w:spacing w:after="60"/>
         <w:jc w:val="center"/>
       </w:pPr>
-      <w:proofErr w:type="spellStart"/>
       <w:r>
         <w:rPr>
           <w:b/>
           <w:bCs/>
+          <w:i/>
+          <w:iCs/>
           <w:sz w:val="24"/>
           <w:szCs w:val="24"/>
         </w:rPr>
-        <w:t>EduRAG</w:t>
-      </w:r>
-      <w:proofErr w:type="spellEnd"/>
-      <w:r>
-        <w:rPr>
-          <w:b/>
-          <w:bCs/>
-          <w:sz w:val="24"/>
-          <w:szCs w:val="24"/>
-        </w:rPr>
-        <w:t>: An AI-Powered Course Assistant Using Retrieval-Augmented Generation</w:t>
+        <w:t>EduRAG: An AI-Powered Course Assistant Using Retrieval-Augmented Generation</w:t>
       </w:r>
     </w:p>
     <w:p>
@@ -51,90 +42,18 @@
       </w:pPr>
       <w:r>
         <w:rPr>
-          <w:i/>
-          <w:iCs/>
           <w:color w:val="555555"/>
-          <w:sz w:val="22"/>
-          <w:szCs w:val="22"/>
+          <w:sz w:val="20"/>
+          <w:szCs w:val="20"/>
         </w:rPr>
-        <w:t xml:space="preserve">CSIT321 — Project 37 | Group 19 | University of Wollongong | </w:t>
-      </w:r>
-      <w:r>
-        <w:rPr>
-          <w:i/>
-          <w:iCs/>
-          <w:color w:val="555555"/>
-          <w:sz w:val="22"/>
-          <w:szCs w:val="22"/>
-        </w:rPr>
-        <w:t>03</w:t>
-      </w:r>
-      <w:r>
-        <w:rPr>
-          <w:i/>
-          <w:iCs/>
-          <w:color w:val="555555"/>
-          <w:sz w:val="22"/>
-          <w:szCs w:val="22"/>
-        </w:rPr>
-        <w:t xml:space="preserve"> </w:t>
-      </w:r>
-      <w:r>
-        <w:rPr>
-          <w:i/>
-          <w:iCs/>
-          <w:color w:val="555555"/>
-          <w:sz w:val="22"/>
-          <w:szCs w:val="22"/>
-        </w:rPr>
-        <w:t>May</w:t>
-      </w:r>
-      <w:r>
-        <w:rPr>
-          <w:i/>
-          <w:iCs/>
-          <w:color w:val="555555"/>
-          <w:sz w:val="22"/>
-          <w:szCs w:val="22"/>
-          <w:lang w:val="vi-VN"/>
-        </w:rPr>
-        <w:t xml:space="preserve"> </w:t>
-      </w:r>
-      <w:r>
-        <w:rPr>
-          <w:i/>
-          <w:iCs/>
-          <w:color w:val="555555"/>
-          <w:sz w:val="22"/>
-          <w:szCs w:val="22"/>
-        </w:rPr>
-        <w:t>2026</w:t>
-      </w:r>
-    </w:p>
-    <w:p>
-      <w:pPr>
-        <w:pBdr>
-          <w:bottom w:val="single" w:sz="4" w:space="1" w:color="CCCCCC"/>
-        </w:pBdr>
-        <w:spacing w:before="100" w:after="100"/>
-      </w:pPr>
-    </w:p>
-    <w:p>
-      <w:pPr>
-        <w:spacing w:before="260" w:after="80"/>
-        <w:rPr>
-          <w:lang w:val="vi-VN"/>
-        </w:rPr>
-      </w:pPr>
-      <w:r>
-        <w:rPr>
-          <w:b/>
-          <w:bCs/>
-          <w:color w:val="2E4A7A"/>
-          <w:sz w:val="26"/>
-          <w:szCs w:val="26"/>
-          <w:u w:val="single"/>
-        </w:rPr>
+        <w:t>CSIT321 — Project 37 | Group 19 | University of Wollongong | 29 April 2026</w:t>
+      </w:r>
+    </w:p>
+    <w:p>
+      <w:pPr>
+        <w:pStyle w:val="Heading1"/>
+      </w:pPr>
+      <w:r>
         <w:t>1. Sprint 3 Overview</w:t>
       </w:r>
     </w:p>
@@ -143,69 +62,22 @@
         <w:spacing w:before="60" w:after="60"/>
       </w:pPr>
       <w:r>
-        <w:rPr>
-          <w:sz w:val="22"/>
-          <w:szCs w:val="22"/>
-        </w:rPr>
-        <w:t xml:space="preserve">Sprint 3 ran from 15 April to 28 April 2026. The primary goal was to build and demonstrate a working end-to-end Retrieval-Augmented Generation (RAG) pipeline on real course materials, even if rudimentary, while also producing the full set of design and documentation deliverables required for Assessment 2. This document summarises the outcomes of the Sprint 3 sponsor review meeting held with Prof. Jun Yan on </w:t>
-      </w:r>
-      <w:r>
-        <w:rPr>
-          <w:sz w:val="22"/>
-          <w:szCs w:val="22"/>
-        </w:rPr>
-        <w:t>01</w:t>
-      </w:r>
-      <w:r>
-        <w:rPr>
-          <w:sz w:val="22"/>
-          <w:szCs w:val="22"/>
-        </w:rPr>
-        <w:t xml:space="preserve"> </w:t>
-      </w:r>
-      <w:r>
-        <w:rPr>
-          <w:sz w:val="22"/>
-          <w:szCs w:val="22"/>
-        </w:rPr>
-        <w:t>May</w:t>
-      </w:r>
-      <w:r>
-        <w:rPr>
-          <w:sz w:val="22"/>
-          <w:szCs w:val="22"/>
-        </w:rPr>
-        <w:t xml:space="preserve"> 2026.</w:t>
-      </w:r>
-    </w:p>
-    <w:p>
-      <w:pPr>
-        <w:spacing w:before="260" w:after="80"/>
-      </w:pPr>
-      <w:r>
-        <w:rPr>
-          <w:b/>
-          <w:bCs/>
-          <w:color w:val="2E4A7A"/>
-          <w:sz w:val="26"/>
-          <w:szCs w:val="26"/>
-          <w:u w:val="single"/>
-        </w:rPr>
+        <w:t xml:space="preserve">Sprint 3 ran from 15 April to 28 April 2026. The primary goal was to build and demonstrate a working end-to-end Retrieval-Augmented Generation (RAG) pipeline on real course materials, even if rudimentary, while also producing the full set of design and documentation deliverables required for Assessment 2. This document summarises the outcomes of the Sprint 3 supervisor review meeting held with Prof. Jun Yan on 29 April 2026.</w:t>
+      </w:r>
+    </w:p>
+    <w:p>
+      <w:pPr>
+        <w:pStyle w:val="Heading1"/>
+      </w:pPr>
+      <w:r>
         <w:t>2. Sprint 3 Accomplishments</w:t>
       </w:r>
     </w:p>
     <w:p>
       <w:pPr>
-        <w:spacing w:before="180" w:after="60"/>
-      </w:pPr>
-      <w:r>
-        <w:rPr>
-          <w:b/>
-          <w:bCs/>
-          <w:color w:val="1A1A1A"/>
-          <w:sz w:val="23"/>
-          <w:szCs w:val="23"/>
-        </w:rPr>
+        <w:pStyle w:val="Heading2"/>
+      </w:pPr>
+      <w:r>
         <w:t>2.1 Assessment 2 Report</w:t>
       </w:r>
     </w:p>
@@ -214,25 +86,14 @@
         <w:spacing w:before="60" w:after="60"/>
       </w:pPr>
       <w:r>
-        <w:rPr>
-          <w:sz w:val="22"/>
-          <w:szCs w:val="22"/>
-        </w:rPr>
         <w:t>The Assessment 2 report was polished during Sprint 3, with diagrams refined and additional content added across all sections. The report currently stands at approximately 85 pages total, with the main body (excluding appendices) at approximately 20–23 pages. Prof. Jun Yan confirmed this is reasonable given the project's complexity. The team will verify the page limit expectations with the subject coordinator.</w:t>
       </w:r>
     </w:p>
     <w:p>
       <w:pPr>
-        <w:spacing w:before="180" w:after="60"/>
-      </w:pPr>
-      <w:r>
-        <w:rPr>
-          <w:b/>
-          <w:bCs/>
-          <w:color w:val="1A1A1A"/>
-          <w:sz w:val="23"/>
-          <w:szCs w:val="23"/>
-        </w:rPr>
+        <w:pStyle w:val="Heading2"/>
+      </w:pPr>
+      <w:r>
         <w:t>2.2 RAG Proof-of-Concept Notebook</w:t>
       </w:r>
     </w:p>
@@ -241,43 +102,7 @@
         <w:spacing w:before="60" w:after="60"/>
       </w:pPr>
       <w:r>
-        <w:rPr>
-          <w:sz w:val="22"/>
-          <w:szCs w:val="22"/>
-        </w:rPr>
-        <w:t xml:space="preserve">A </w:t>
-      </w:r>
-      <w:proofErr w:type="spellStart"/>
-      <w:r>
-        <w:rPr>
-          <w:sz w:val="22"/>
-          <w:szCs w:val="22"/>
-        </w:rPr>
-        <w:t>Jupyter</w:t>
-      </w:r>
-      <w:proofErr w:type="spellEnd"/>
-      <w:r>
-        <w:rPr>
-          <w:sz w:val="22"/>
-          <w:szCs w:val="22"/>
-        </w:rPr>
-        <w:t xml:space="preserve"> notebook (notebooks/</w:t>
-      </w:r>
-      <w:proofErr w:type="spellStart"/>
-      <w:r>
-        <w:rPr>
-          <w:sz w:val="22"/>
-          <w:szCs w:val="22"/>
-        </w:rPr>
-        <w:t>rag_poc.ipynb</w:t>
-      </w:r>
-      <w:proofErr w:type="spellEnd"/>
-      <w:r>
-        <w:rPr>
-          <w:sz w:val="22"/>
-          <w:szCs w:val="22"/>
-        </w:rPr>
-        <w:t>) was developed to demonstrate the full RAG pipeline end-to-end:</w:t>
+        <w:t>A Jupyter notebook (notebooks/rag_poc.ipynb) was developed to demonstrate the full RAG pipeline end-to-end:</w:t>
       </w:r>
     </w:p>
     <w:p>
@@ -290,10 +115,6 @@
         <w:spacing w:before="40" w:after="40"/>
       </w:pPr>
       <w:r>
-        <w:rPr>
-          <w:sz w:val="22"/>
-          <w:szCs w:val="22"/>
-        </w:rPr>
         <w:t>Document ingestion — loading course material PDFs into the pipeline.</w:t>
       </w:r>
     </w:p>
@@ -307,11 +128,7 @@
         <w:spacing w:before="40" w:after="40"/>
       </w:pPr>
       <w:r>
-        <w:rPr>
-          <w:sz w:val="22"/>
-          <w:szCs w:val="22"/>
-        </w:rPr>
-        <w:t>Chunking - splitting documents into segments (Sprint 3 config: chunk_size=1024, chunk_overlap=0).</w:t>
+        <w:t>Chunking — splitting documents into segments (Sprint 3 config: 1024 characters, overlap: 0).</w:t>
       </w:r>
     </w:p>
     <w:p>
@@ -324,27 +141,7 @@
         <w:spacing w:before="40" w:after="40"/>
       </w:pPr>
       <w:r>
-        <w:rPr>
-          <w:sz w:val="22"/>
-          <w:szCs w:val="22"/>
-        </w:rPr>
-        <w:t xml:space="preserve">Embedding — converting text chunks into vector representations using </w:t>
-      </w:r>
-      <w:proofErr w:type="spellStart"/>
-      <w:r>
-        <w:rPr>
-          <w:sz w:val="22"/>
-          <w:szCs w:val="22"/>
-        </w:rPr>
-        <w:t>SentenceTransformers</w:t>
-      </w:r>
-      <w:proofErr w:type="spellEnd"/>
-      <w:r>
-        <w:rPr>
-          <w:sz w:val="22"/>
-          <w:szCs w:val="22"/>
-        </w:rPr>
-        <w:t xml:space="preserve"> (all-MiniLM-L6-v2).</w:t>
+        <w:t>Embedding — converting text chunks into vector representations using SentenceTransformers (all-MiniLM-L6-v2).</w:t>
       </w:r>
     </w:p>
     <w:p>
@@ -357,43 +154,7 @@
         <w:spacing w:before="40" w:after="40"/>
       </w:pPr>
       <w:r>
-        <w:rPr>
-          <w:sz w:val="22"/>
-          <w:szCs w:val="22"/>
-        </w:rPr>
-        <w:t xml:space="preserve">Storage — indexing embeddings into </w:t>
-      </w:r>
-      <w:proofErr w:type="spellStart"/>
-      <w:r>
-        <w:rPr>
-          <w:sz w:val="22"/>
-          <w:szCs w:val="22"/>
-        </w:rPr>
-        <w:t>ChromaDB</w:t>
-      </w:r>
-      <w:proofErr w:type="spellEnd"/>
-      <w:r>
-        <w:rPr>
-          <w:sz w:val="22"/>
-          <w:szCs w:val="22"/>
-        </w:rPr>
-        <w:t xml:space="preserve">, organised per subject using </w:t>
-      </w:r>
-      <w:proofErr w:type="spellStart"/>
-      <w:r>
-        <w:rPr>
-          <w:sz w:val="22"/>
-          <w:szCs w:val="22"/>
-        </w:rPr>
-        <w:t>course_id</w:t>
-      </w:r>
-      <w:proofErr w:type="spellEnd"/>
-      <w:r>
-        <w:rPr>
-          <w:sz w:val="22"/>
-          <w:szCs w:val="22"/>
-        </w:rPr>
-        <w:t xml:space="preserve"> metadata.</w:t>
+        <w:t>Storage — indexing embeddings into ChromaDB, organised per subject using course_id metadata.</w:t>
       </w:r>
     </w:p>
     <w:p>
@@ -406,10 +167,6 @@
         <w:spacing w:before="40" w:after="40"/>
       </w:pPr>
       <w:r>
-        <w:rPr>
-          <w:sz w:val="22"/>
-          <w:szCs w:val="22"/>
-        </w:rPr>
         <w:t>Retrieval — similarity search returning the most relevant chunks for a given query.</w:t>
       </w:r>
     </w:p>
@@ -423,53 +180,27 @@
         <w:spacing w:before="40" w:after="40"/>
       </w:pPr>
       <w:r>
-        <w:rPr>
-          <w:sz w:val="22"/>
-          <w:szCs w:val="22"/>
-        </w:rPr>
-        <w:t xml:space="preserve">Generation — passing retrieved chunks to </w:t>
-      </w:r>
-      <w:proofErr w:type="spellStart"/>
-      <w:r>
-        <w:rPr>
-          <w:sz w:val="22"/>
-          <w:szCs w:val="22"/>
-        </w:rPr>
-        <w:t>Ollama</w:t>
-      </w:r>
-      <w:proofErr w:type="spellEnd"/>
-      <w:r>
-        <w:rPr>
-          <w:sz w:val="22"/>
-          <w:szCs w:val="22"/>
-        </w:rPr>
-        <w:t xml:space="preserve"> (local LLM) to produce a grounded answer with source citation.</w:t>
+        <w:t>Generation — passing retrieved chunks to Ollama (local LLM) to produce a grounded answer with source citation.</w:t>
       </w:r>
     </w:p>
     <w:p>
       <w:pPr>
         <w:spacing w:before="60" w:after="60"/>
       </w:pPr>
-      <w:r>
-        <w:rPr>
-          <w:sz w:val="22"/>
-          <w:szCs w:val="22"/>
-        </w:rPr>
+    </w:p>
+    <w:p>
+      <w:pPr>
+        <w:spacing w:before="60" w:after="60"/>
+      </w:pPr>
+      <w:r>
         <w:t>Test corpus used: publicly available free online course materials (NLP and related subjects). The supervisor approved this approach for the demonstration phase, while recommending the team incorporate past subject lecture notes for better contextualisation in future sprints.</w:t>
       </w:r>
     </w:p>
     <w:p>
       <w:pPr>
-        <w:spacing w:before="180" w:after="60"/>
-      </w:pPr>
-      <w:r>
-        <w:rPr>
-          <w:b/>
-          <w:bCs/>
-          <w:color w:val="1A1A1A"/>
-          <w:sz w:val="23"/>
-          <w:szCs w:val="23"/>
-        </w:rPr>
+        <w:pStyle w:val="Heading2"/>
+      </w:pPr>
+      <w:r>
         <w:t>2.3 API Specification and Documentation</w:t>
       </w:r>
     </w:p>
@@ -478,57 +209,14 @@
         <w:spacing w:before="60" w:after="60"/>
       </w:pPr>
       <w:r>
-        <w:rPr>
-          <w:sz w:val="22"/>
-          <w:szCs w:val="22"/>
-        </w:rPr>
-        <w:t>The API specification (docs/</w:t>
-      </w:r>
-      <w:proofErr w:type="spellStart"/>
-      <w:r>
-        <w:rPr>
-          <w:sz w:val="22"/>
-          <w:szCs w:val="22"/>
-        </w:rPr>
-        <w:t>api_spec.yaml</w:t>
-      </w:r>
-      <w:proofErr w:type="spellEnd"/>
-      <w:r>
-        <w:rPr>
-          <w:sz w:val="22"/>
-          <w:szCs w:val="22"/>
-        </w:rPr>
-        <w:t xml:space="preserve">) was drafted in </w:t>
-      </w:r>
-      <w:proofErr w:type="spellStart"/>
-      <w:r>
-        <w:rPr>
-          <w:sz w:val="22"/>
-          <w:szCs w:val="22"/>
-        </w:rPr>
-        <w:t>OpenAPI</w:t>
-      </w:r>
-      <w:proofErr w:type="spellEnd"/>
-      <w:r>
-        <w:rPr>
-          <w:sz w:val="22"/>
-          <w:szCs w:val="22"/>
-        </w:rPr>
-        <w:t xml:space="preserve"> 3.0 format, covering all Module 4 endpoints with request/response schemas, authentication requirements, and example payloads. Additional system documentation was also produced.</w:t>
-      </w:r>
-    </w:p>
-    <w:p>
-      <w:pPr>
-        <w:spacing w:before="180" w:after="60"/>
-      </w:pPr>
-      <w:r>
-        <w:rPr>
-          <w:b/>
-          <w:bCs/>
-          <w:color w:val="1A1A1A"/>
-          <w:sz w:val="23"/>
-          <w:szCs w:val="23"/>
-        </w:rPr>
+        <w:t>The API specification (docs/api_spec.yaml) was drafted in OpenAPI 3.0 format, covering all Module 4 endpoints with request/response schemas, authentication requirements, and example payloads. Additional system documentation was also produced.</w:t>
+      </w:r>
+    </w:p>
+    <w:p>
+      <w:pPr>
+        <w:pStyle w:val="Heading2"/>
+      </w:pPr>
+      <w:r>
         <w:t>2.4 System Testing and Benchmarking</w:t>
       </w:r>
     </w:p>
@@ -537,64 +225,15 @@
         <w:spacing w:before="60" w:after="60"/>
       </w:pPr>
       <w:r>
-        <w:rPr>
-          <w:sz w:val="22"/>
-          <w:szCs w:val="22"/>
-        </w:rPr>
-        <w:t>Initial tests were conducted to evaluate the RAG pipeline's response confidence, retrieval reliability, and answer generation time. A 31-question test corpus (tests/</w:t>
-      </w:r>
-      <w:proofErr w:type="spellStart"/>
-      <w:r>
-        <w:rPr>
-          <w:sz w:val="22"/>
-          <w:szCs w:val="22"/>
-        </w:rPr>
-        <w:t>test_queries.json</w:t>
-      </w:r>
-      <w:proofErr w:type="spellEnd"/>
-      <w:r>
-        <w:rPr>
-          <w:sz w:val="22"/>
-          <w:szCs w:val="22"/>
-        </w:rPr>
-        <w:t>) covering easy factual, hard reasoning, off-topic, and ambiguous categories was prepared for use in systematic benchmarking.</w:t>
-      </w:r>
-    </w:p>
-    <w:p>
-      <w:pPr>
-        <w:spacing w:before="180" w:after="60"/>
-      </w:pPr>
-      <w:r>
-        <w:rPr>
-          <w:b/>
-          <w:bCs/>
-          <w:color w:val="1A1A1A"/>
-          <w:sz w:val="23"/>
-          <w:szCs w:val="23"/>
-        </w:rPr>
-        <w:t xml:space="preserve">2.5 UI Wireframes and </w:t>
-      </w:r>
-      <w:proofErr w:type="spellStart"/>
-      <w:r>
-        <w:rPr>
-          <w:b/>
-          <w:bCs/>
-          <w:color w:val="1A1A1A"/>
-          <w:sz w:val="23"/>
-          <w:szCs w:val="23"/>
-        </w:rPr>
-        <w:t>Streamlit</w:t>
-      </w:r>
-      <w:proofErr w:type="spellEnd"/>
-      <w:r>
-        <w:rPr>
-          <w:b/>
-          <w:bCs/>
-          <w:color w:val="1A1A1A"/>
-          <w:sz w:val="23"/>
-          <w:szCs w:val="23"/>
-        </w:rPr>
-        <w:t xml:space="preserve"> Prototype</w:t>
+        <w:t>Initial tests were conducted to evaluate the RAG pipeline's response confidence, retrieval reliability, and answer generation time. A 31-question test corpus (tests/test_queries.json) covering easy factual, hard reasoning, off-topic, and ambiguous categories was prepared for use in systematic benchmarking.</w:t>
+      </w:r>
+    </w:p>
+    <w:p>
+      <w:pPr>
+        <w:pStyle w:val="Heading2"/>
+      </w:pPr>
+      <w:r>
+        <w:t>2.5 UI Wireframes and Streamlit Prototype</w:t>
       </w:r>
     </w:p>
     <w:p>
@@ -602,28 +241,8 @@
         <w:spacing w:before="60" w:after="60"/>
       </w:pPr>
       <w:r>
-        <w:rPr>
-          <w:sz w:val="22"/>
-          <w:szCs w:val="22"/>
-        </w:rPr>
         <w:lastRenderedPageBreak/>
-        <w:t xml:space="preserve">Wireframes were completed for five screens and a working </w:t>
-      </w:r>
-      <w:proofErr w:type="spellStart"/>
-      <w:r>
-        <w:rPr>
-          <w:sz w:val="22"/>
-          <w:szCs w:val="22"/>
-        </w:rPr>
-        <w:t>Streamlit</w:t>
-      </w:r>
-      <w:proofErr w:type="spellEnd"/>
-      <w:r>
-        <w:rPr>
-          <w:sz w:val="22"/>
-          <w:szCs w:val="22"/>
-        </w:rPr>
-        <w:t xml:space="preserve"> prototype was built. Three role-based views were demonstrated to the supervisor:</w:t>
+        <w:t>Wireframes were completed for five screens and a working Streamlit prototype was built. Three role-based views were demonstrated to the supervisor:</w:t>
       </w:r>
     </w:p>
     <w:p>
@@ -636,10 +255,6 @@
         <w:spacing w:before="40" w:after="40"/>
       </w:pPr>
       <w:r>
-        <w:rPr>
-          <w:sz w:val="22"/>
-          <w:szCs w:val="22"/>
-        </w:rPr>
         <w:t>Student View — chat window for submitting queries and receiving RAG-grounded answers.</w:t>
       </w:r>
     </w:p>
@@ -653,10 +268,6 @@
         <w:spacing w:before="40" w:after="40"/>
       </w:pPr>
       <w:r>
-        <w:rPr>
-          <w:sz w:val="22"/>
-          <w:szCs w:val="22"/>
-        </w:rPr>
         <w:t>Lecturer View — document upload interface; uploaded documents are chunked, embedded, and stored in the vector database automatically.</w:t>
       </w:r>
     </w:p>
@@ -670,10 +281,6 @@
         <w:spacing w:before="40" w:after="40"/>
       </w:pPr>
       <w:r>
-        <w:rPr>
-          <w:sz w:val="22"/>
-          <w:szCs w:val="22"/>
-        </w:rPr>
         <w:t>Admin Dashboard — overview of system users, usage statistics, and system status; supports user management (add/remove users) and document management.</w:t>
       </w:r>
     </w:p>
@@ -687,41 +294,22 @@
         <w:spacing w:before="40" w:after="40"/>
       </w:pPr>
       <w:r>
-        <w:rPr>
-          <w:sz w:val="22"/>
-          <w:szCs w:val="22"/>
-        </w:rPr>
         <w:t>Session History — students can view past conversations, continue sessions, delete history, and export Q&amp;A pairs to CSV.</w:t>
       </w:r>
     </w:p>
     <w:p>
       <w:pPr>
-        <w:spacing w:before="260" w:after="80"/>
-      </w:pPr>
-      <w:r>
-        <w:rPr>
-          <w:b/>
-          <w:bCs/>
-          <w:color w:val="2E4A7A"/>
-          <w:sz w:val="26"/>
-          <w:szCs w:val="26"/>
-          <w:u w:val="single"/>
-        </w:rPr>
+        <w:pStyle w:val="Heading1"/>
+      </w:pPr>
+      <w:r>
         <w:t>3. Supervisor Feedback from Review Meeting</w:t>
       </w:r>
     </w:p>
     <w:p>
       <w:pPr>
-        <w:spacing w:before="180" w:after="60"/>
-      </w:pPr>
-      <w:r>
-        <w:rPr>
-          <w:b/>
-          <w:bCs/>
-          <w:color w:val="1A1A1A"/>
-          <w:sz w:val="23"/>
-          <w:szCs w:val="23"/>
-        </w:rPr>
+        <w:pStyle w:val="Heading2"/>
+      </w:pPr>
+      <w:r>
         <w:t>3.1 Overall Assessment</w:t>
       </w:r>
     </w:p>
@@ -730,25 +318,14 @@
         <w:spacing w:before="60" w:after="60"/>
       </w:pPr>
       <w:r>
-        <w:rPr>
-          <w:sz w:val="22"/>
-          <w:szCs w:val="22"/>
-        </w:rPr>
         <w:t>Prof. Jun Yan expressed satisfaction with the team's progress, noting that the team demonstrates a clear understanding of the project and is following a structured sprint methodology effectively. He described the project plan as 'good, reasonable, and well-organised' and indicated that the team has capacity to exceed the initially scoped requirements.</w:t>
       </w:r>
     </w:p>
     <w:p>
       <w:pPr>
-        <w:spacing w:before="180" w:after="60"/>
-      </w:pPr>
-      <w:r>
-        <w:rPr>
-          <w:b/>
-          <w:bCs/>
-          <w:color w:val="1A1A1A"/>
-          <w:sz w:val="23"/>
-          <w:szCs w:val="23"/>
-        </w:rPr>
+        <w:pStyle w:val="Heading2"/>
+      </w:pPr>
+      <w:r>
         <w:t>3.2 Recommendations for Future Sprints</w:t>
       </w:r>
     </w:p>
@@ -757,12 +334,13 @@
         <w:spacing w:before="60" w:after="60"/>
       </w:pPr>
       <w:r>
-        <w:rPr>
-          <w:sz w:val="22"/>
-          <w:szCs w:val="22"/>
-        </w:rPr>
         <w:t>The supervisor provided the following concrete recommendations for expanding the project scope in Sprints 5–8:</w:t>
       </w:r>
+    </w:p>
+    <w:p>
+      <w:pPr>
+        <w:spacing w:before="60" w:after="60"/>
+      </w:pPr>
     </w:p>
     <w:tbl>
       <w:tblPr>
@@ -782,8 +360,8 @@
         <w:tblLook w:val="04A0" w:firstRow="1" w:lastRow="0" w:firstColumn="1" w:lastColumn="0" w:noHBand="0" w:noVBand="1"/>
       </w:tblPr>
       <w:tblGrid>
-        <w:gridCol w:w="3000"/>
-        <w:gridCol w:w="6360"/>
+        <w:gridCol w:w="2400"/>
+        <w:gridCol w:w="6960"/>
       </w:tblGrid>
       <w:tr>
         <w:tblPrEx>
@@ -797,20 +375,21 @@
         </w:trPr>
         <w:tc>
           <w:tcPr>
-            <w:tcW w:w="3000" w:type="dxa"/>
-            <w:tcBorders>
-              <w:top w:val="single" w:sz="1" w:space="0" w:color="2E4A7A"/>
-              <w:left w:val="single" w:sz="1" w:space="0" w:color="2E4A7A"/>
-              <w:bottom w:val="single" w:sz="1" w:space="0" w:color="2E4A7A"/>
-              <w:right w:val="single" w:sz="1" w:space="0" w:color="2E4A7A"/>
-            </w:tcBorders>
-            <w:shd w:val="clear" w:color="auto" w:fill="2E4A7A"/>
-            <w:tcMar>
-              <w:top w:w="80" w:type="dxa"/>
-              <w:left w:w="120" w:type="dxa"/>
-              <w:bottom w:w="80" w:type="dxa"/>
-              <w:right w:w="120" w:type="dxa"/>
-            </w:tcMar>
+            <w:tcW w:w="2400" w:type="dxa"/>
+            <w:tcBorders>
+              <w:top w:val="single" w:sz="1" w:space="0" w:color="CCCCCC"/>
+              <w:left w:val="single" w:sz="1" w:space="0" w:color="CCCCCC"/>
+              <w:bottom w:val="single" w:sz="1" w:space="0" w:color="CCCCCC"/>
+              <w:right w:val="single" w:sz="1" w:space="0" w:color="CCCCCC"/>
+            </w:tcBorders>
+            <w:shd w:val="clear" w:color="auto" w:fill="2E4057"/>
+            <w:tcMar>
+              <w:top w:w="80" w:type="dxa"/>
+              <w:left w:w="120" w:type="dxa"/>
+              <w:bottom w:w="80" w:type="dxa"/>
+              <w:right w:w="120" w:type="dxa"/>
+            </w:tcMar>
+            <w:vAlign w:val="center"/>
           </w:tcPr>
           <w:p>
             <w:r>
@@ -818,6 +397,8 @@
                 <w:b/>
                 <w:bCs/>
                 <w:color w:val="FFFFFF"/>
+                <w:sz w:val="20"/>
+                <w:szCs w:val="20"/>
               </w:rPr>
               <w:t>Recommendation</w:t>
             </w:r>
@@ -825,20 +406,21 @@
         </w:tc>
         <w:tc>
           <w:tcPr>
-            <w:tcW w:w="6360" w:type="dxa"/>
-            <w:tcBorders>
-              <w:top w:val="single" w:sz="1" w:space="0" w:color="2E4A7A"/>
-              <w:left w:val="single" w:sz="1" w:space="0" w:color="2E4A7A"/>
-              <w:bottom w:val="single" w:sz="1" w:space="0" w:color="2E4A7A"/>
-              <w:right w:val="single" w:sz="1" w:space="0" w:color="2E4A7A"/>
-            </w:tcBorders>
-            <w:shd w:val="clear" w:color="auto" w:fill="2E4A7A"/>
-            <w:tcMar>
-              <w:top w:w="80" w:type="dxa"/>
-              <w:left w:w="120" w:type="dxa"/>
-              <w:bottom w:w="80" w:type="dxa"/>
-              <w:right w:w="120" w:type="dxa"/>
-            </w:tcMar>
+            <w:tcW w:w="6960" w:type="dxa"/>
+            <w:tcBorders>
+              <w:top w:val="single" w:sz="1" w:space="0" w:color="CCCCCC"/>
+              <w:left w:val="single" w:sz="1" w:space="0" w:color="CCCCCC"/>
+              <w:bottom w:val="single" w:sz="1" w:space="0" w:color="CCCCCC"/>
+              <w:right w:val="single" w:sz="1" w:space="0" w:color="CCCCCC"/>
+            </w:tcBorders>
+            <w:shd w:val="clear" w:color="auto" w:fill="2E4057"/>
+            <w:tcMar>
+              <w:top w:w="80" w:type="dxa"/>
+              <w:left w:w="120" w:type="dxa"/>
+              <w:bottom w:w="80" w:type="dxa"/>
+              <w:right w:w="120" w:type="dxa"/>
+            </w:tcMar>
+            <w:vAlign w:val="center"/>
           </w:tcPr>
           <w:p>
             <w:r>
@@ -846,6 +428,8 @@
                 <w:b/>
                 <w:bCs/>
                 <w:color w:val="FFFFFF"/>
+                <w:sz w:val="20"/>
+                <w:szCs w:val="20"/>
               </w:rPr>
               <w:t>Detail</w:t>
             </w:r>
@@ -861,7 +445,7 @@
         </w:tblPrEx>
         <w:tc>
           <w:tcPr>
-            <w:tcW w:w="3000" w:type="dxa"/>
+            <w:tcW w:w="2400" w:type="dxa"/>
             <w:tcBorders>
               <w:top w:val="single" w:sz="1" w:space="0" w:color="CCCCCC"/>
               <w:left w:val="single" w:sz="1" w:space="0" w:color="CCCCCC"/>
@@ -879,7 +463,8 @@
           <w:p>
             <w:r>
               <w:rPr>
-                <w:color w:val="1A1A1A"/>
+                <w:sz w:val="20"/>
+                <w:szCs w:val="20"/>
               </w:rPr>
               <w:t>Broader scope</w:t>
             </w:r>
@@ -887,7 +472,7 @@
         </w:tc>
         <w:tc>
           <w:tcPr>
-            <w:tcW w:w="6360" w:type="dxa"/>
+            <w:tcW w:w="6960" w:type="dxa"/>
             <w:tcBorders>
               <w:top w:val="single" w:sz="1" w:space="0" w:color="CCCCCC"/>
               <w:left w:val="single" w:sz="1" w:space="0" w:color="CCCCCC"/>
@@ -905,7 +490,8 @@
           <w:p>
             <w:r>
               <w:rPr>
-                <w:color w:val="1A1A1A"/>
+                <w:sz w:val="20"/>
+                <w:szCs w:val="20"/>
               </w:rPr>
               <w:t>Expand beyond supporting a single subject — support multiple subjects simultaneously.</w:t>
             </w:r>
@@ -921,25 +507,26 @@
         </w:tblPrEx>
         <w:tc>
           <w:tcPr>
-            <w:tcW w:w="3000" w:type="dxa"/>
-            <w:tcBorders>
-              <w:top w:val="single" w:sz="1" w:space="0" w:color="CCCCCC"/>
-              <w:left w:val="single" w:sz="1" w:space="0" w:color="CCCCCC"/>
-              <w:bottom w:val="single" w:sz="1" w:space="0" w:color="CCCCCC"/>
-              <w:right w:val="single" w:sz="1" w:space="0" w:color="CCCCCC"/>
-            </w:tcBorders>
-            <w:shd w:val="clear" w:color="auto" w:fill="FFFFFF"/>
-            <w:tcMar>
-              <w:top w:w="80" w:type="dxa"/>
-              <w:left w:w="120" w:type="dxa"/>
-              <w:bottom w:w="80" w:type="dxa"/>
-              <w:right w:w="120" w:type="dxa"/>
-            </w:tcMar>
-          </w:tcPr>
-          <w:p>
-            <w:r>
-              <w:rPr>
-                <w:color w:val="1A1A1A"/>
+            <w:tcW w:w="2400" w:type="dxa"/>
+            <w:tcBorders>
+              <w:top w:val="single" w:sz="1" w:space="0" w:color="CCCCCC"/>
+              <w:left w:val="single" w:sz="1" w:space="0" w:color="CCCCCC"/>
+              <w:bottom w:val="single" w:sz="1" w:space="0" w:color="CCCCCC"/>
+              <w:right w:val="single" w:sz="1" w:space="0" w:color="CCCCCC"/>
+            </w:tcBorders>
+            <w:shd w:val="clear" w:color="auto" w:fill="F0F4F8"/>
+            <w:tcMar>
+              <w:top w:w="80" w:type="dxa"/>
+              <w:left w:w="120" w:type="dxa"/>
+              <w:bottom w:w="80" w:type="dxa"/>
+              <w:right w:w="120" w:type="dxa"/>
+            </w:tcMar>
+          </w:tcPr>
+          <w:p>
+            <w:r>
+              <w:rPr>
+                <w:sz w:val="20"/>
+                <w:szCs w:val="20"/>
               </w:rPr>
               <w:t>Diverse materials</w:t>
             </w:r>
@@ -947,25 +534,26 @@
         </w:tc>
         <w:tc>
           <w:tcPr>
-            <w:tcW w:w="6360" w:type="dxa"/>
-            <w:tcBorders>
-              <w:top w:val="single" w:sz="1" w:space="0" w:color="CCCCCC"/>
-              <w:left w:val="single" w:sz="1" w:space="0" w:color="CCCCCC"/>
-              <w:bottom w:val="single" w:sz="1" w:space="0" w:color="CCCCCC"/>
-              <w:right w:val="single" w:sz="1" w:space="0" w:color="CCCCCC"/>
-            </w:tcBorders>
-            <w:shd w:val="clear" w:color="auto" w:fill="FFFFFF"/>
-            <w:tcMar>
-              <w:top w:w="80" w:type="dxa"/>
-              <w:left w:w="120" w:type="dxa"/>
-              <w:bottom w:w="80" w:type="dxa"/>
-              <w:right w:w="120" w:type="dxa"/>
-            </w:tcMar>
-          </w:tcPr>
-          <w:p>
-            <w:r>
-              <w:rPr>
-                <w:color w:val="1A1A1A"/>
+            <w:tcW w:w="6960" w:type="dxa"/>
+            <w:tcBorders>
+              <w:top w:val="single" w:sz="1" w:space="0" w:color="CCCCCC"/>
+              <w:left w:val="single" w:sz="1" w:space="0" w:color="CCCCCC"/>
+              <w:bottom w:val="single" w:sz="1" w:space="0" w:color="CCCCCC"/>
+              <w:right w:val="single" w:sz="1" w:space="0" w:color="CCCCCC"/>
+            </w:tcBorders>
+            <w:shd w:val="clear" w:color="auto" w:fill="F0F4F8"/>
+            <w:tcMar>
+              <w:top w:w="80" w:type="dxa"/>
+              <w:left w:w="120" w:type="dxa"/>
+              <w:bottom w:w="80" w:type="dxa"/>
+              <w:right w:w="120" w:type="dxa"/>
+            </w:tcMar>
+          </w:tcPr>
+          <w:p>
+            <w:r>
+              <w:rPr>
+                <w:sz w:val="20"/>
+                <w:szCs w:val="20"/>
               </w:rPr>
               <w:t>Incorporate different types of teaching materials (videos, lab notes, recorded lectures).</w:t>
             </w:r>
@@ -981,7 +569,7 @@
         </w:tblPrEx>
         <w:tc>
           <w:tcPr>
-            <w:tcW w:w="3000" w:type="dxa"/>
+            <w:tcW w:w="2400" w:type="dxa"/>
             <w:tcBorders>
               <w:top w:val="single" w:sz="1" w:space="0" w:color="CCCCCC"/>
               <w:left w:val="single" w:sz="1" w:space="0" w:color="CCCCCC"/>
@@ -999,7 +587,8 @@
           <w:p>
             <w:r>
               <w:rPr>
-                <w:color w:val="1A1A1A"/>
+                <w:sz w:val="20"/>
+                <w:szCs w:val="20"/>
               </w:rPr>
               <w:t>Varied output formats</w:t>
             </w:r>
@@ -1007,7 +596,7 @@
         </w:tc>
         <w:tc>
           <w:tcPr>
-            <w:tcW w:w="6360" w:type="dxa"/>
+            <w:tcW w:w="6960" w:type="dxa"/>
             <w:tcBorders>
               <w:top w:val="single" w:sz="1" w:space="0" w:color="CCCCCC"/>
               <w:left w:val="single" w:sz="1" w:space="0" w:color="CCCCCC"/>
@@ -1025,7 +614,8 @@
           <w:p>
             <w:r>
               <w:rPr>
-                <w:color w:val="1A1A1A"/>
+                <w:sz w:val="20"/>
+                <w:szCs w:val="20"/>
               </w:rPr>
               <w:t>Present answers in multiple formats suited to the content type (summaries, code blocks, bullet points).</w:t>
             </w:r>
@@ -1041,25 +631,26 @@
         </w:tblPrEx>
         <w:tc>
           <w:tcPr>
-            <w:tcW w:w="3000" w:type="dxa"/>
-            <w:tcBorders>
-              <w:top w:val="single" w:sz="1" w:space="0" w:color="CCCCCC"/>
-              <w:left w:val="single" w:sz="1" w:space="0" w:color="CCCCCC"/>
-              <w:bottom w:val="single" w:sz="1" w:space="0" w:color="CCCCCC"/>
-              <w:right w:val="single" w:sz="1" w:space="0" w:color="CCCCCC"/>
-            </w:tcBorders>
-            <w:shd w:val="clear" w:color="auto" w:fill="FFFFFF"/>
-            <w:tcMar>
-              <w:top w:w="80" w:type="dxa"/>
-              <w:left w:w="120" w:type="dxa"/>
-              <w:bottom w:w="80" w:type="dxa"/>
-              <w:right w:w="120" w:type="dxa"/>
-            </w:tcMar>
-          </w:tcPr>
-          <w:p>
-            <w:r>
-              <w:rPr>
-                <w:color w:val="1A1A1A"/>
+            <w:tcW w:w="2400" w:type="dxa"/>
+            <w:tcBorders>
+              <w:top w:val="single" w:sz="1" w:space="0" w:color="CCCCCC"/>
+              <w:left w:val="single" w:sz="1" w:space="0" w:color="CCCCCC"/>
+              <w:bottom w:val="single" w:sz="1" w:space="0" w:color="CCCCCC"/>
+              <w:right w:val="single" w:sz="1" w:space="0" w:color="CCCCCC"/>
+            </w:tcBorders>
+            <w:shd w:val="clear" w:color="auto" w:fill="F0F4F8"/>
+            <w:tcMar>
+              <w:top w:w="80" w:type="dxa"/>
+              <w:left w:w="120" w:type="dxa"/>
+              <w:bottom w:w="80" w:type="dxa"/>
+              <w:right w:w="120" w:type="dxa"/>
+            </w:tcMar>
+          </w:tcPr>
+          <w:p>
+            <w:r>
+              <w:rPr>
+                <w:sz w:val="20"/>
+                <w:szCs w:val="20"/>
               </w:rPr>
               <w:t>Personalised service</w:t>
             </w:r>
@@ -1067,41 +658,28 @@
         </w:tc>
         <w:tc>
           <w:tcPr>
-            <w:tcW w:w="6360" w:type="dxa"/>
-            <w:tcBorders>
-              <w:top w:val="single" w:sz="1" w:space="0" w:color="CCCCCC"/>
-              <w:left w:val="single" w:sz="1" w:space="0" w:color="CCCCCC"/>
-              <w:bottom w:val="single" w:sz="1" w:space="0" w:color="CCCCCC"/>
-              <w:right w:val="single" w:sz="1" w:space="0" w:color="CCCCCC"/>
-            </w:tcBorders>
-            <w:shd w:val="clear" w:color="auto" w:fill="FFFFFF"/>
-            <w:tcMar>
-              <w:top w:w="80" w:type="dxa"/>
-              <w:left w:w="120" w:type="dxa"/>
-              <w:bottom w:w="80" w:type="dxa"/>
-              <w:right w:w="120" w:type="dxa"/>
-            </w:tcMar>
-          </w:tcPr>
-          <w:p>
-            <w:r>
-              <w:rPr>
-                <w:color w:val="1A1A1A"/>
-              </w:rPr>
-              <w:t xml:space="preserve">Analyse user interaction history to customise questions and answers for individual users, </w:t>
-            </w:r>
-            <w:proofErr w:type="gramStart"/>
-            <w:r>
-              <w:rPr>
-                <w:color w:val="1A1A1A"/>
-              </w:rPr>
-              <w:t>similar to</w:t>
-            </w:r>
-            <w:proofErr w:type="gramEnd"/>
-            <w:r>
-              <w:rPr>
-                <w:color w:val="1A1A1A"/>
-              </w:rPr>
-              <w:t xml:space="preserve"> how ChatGPT improves with continued interaction.</w:t>
+            <w:tcW w:w="6960" w:type="dxa"/>
+            <w:tcBorders>
+              <w:top w:val="single" w:sz="1" w:space="0" w:color="CCCCCC"/>
+              <w:left w:val="single" w:sz="1" w:space="0" w:color="CCCCCC"/>
+              <w:bottom w:val="single" w:sz="1" w:space="0" w:color="CCCCCC"/>
+              <w:right w:val="single" w:sz="1" w:space="0" w:color="CCCCCC"/>
+            </w:tcBorders>
+            <w:shd w:val="clear" w:color="auto" w:fill="F0F4F8"/>
+            <w:tcMar>
+              <w:top w:w="80" w:type="dxa"/>
+              <w:left w:w="120" w:type="dxa"/>
+              <w:bottom w:w="80" w:type="dxa"/>
+              <w:right w:w="120" w:type="dxa"/>
+            </w:tcMar>
+          </w:tcPr>
+          <w:p>
+            <w:r>
+              <w:rPr>
+                <w:sz w:val="20"/>
+                <w:szCs w:val="20"/>
+              </w:rPr>
+              <w:t>Analyse user interaction history to customise questions and answers for individual users, similar to how ChatGPT improves with continued interaction.</w:t>
             </w:r>
           </w:p>
         </w:tc>
@@ -1115,7 +693,7 @@
         </w:tblPrEx>
         <w:tc>
           <w:tcPr>
-            <w:tcW w:w="3000" w:type="dxa"/>
+            <w:tcW w:w="2400" w:type="dxa"/>
             <w:tcBorders>
               <w:top w:val="single" w:sz="1" w:space="0" w:color="CCCCCC"/>
               <w:left w:val="single" w:sz="1" w:space="0" w:color="CCCCCC"/>
@@ -1133,7 +711,8 @@
           <w:p>
             <w:r>
               <w:rPr>
-                <w:color w:val="1A1A1A"/>
+                <w:sz w:val="20"/>
+                <w:szCs w:val="20"/>
               </w:rPr>
               <w:t>Industry research</w:t>
             </w:r>
@@ -1141,7 +720,7 @@
         </w:tc>
         <w:tc>
           <w:tcPr>
-            <w:tcW w:w="6360" w:type="dxa"/>
+            <w:tcW w:w="6960" w:type="dxa"/>
             <w:tcBorders>
               <w:top w:val="single" w:sz="1" w:space="0" w:color="CCCCCC"/>
               <w:left w:val="single" w:sz="1" w:space="0" w:color="CCCCCC"/>
@@ -1159,7 +738,8 @@
           <w:p>
             <w:r>
               <w:rPr>
-                <w:color w:val="1A1A1A"/>
+                <w:sz w:val="20"/>
+                <w:szCs w:val="20"/>
               </w:rPr>
               <w:t>Research current trends and new features in the RAG and AI-assisted education field.</w:t>
             </w:r>
@@ -1169,16 +749,14 @@
     </w:tbl>
     <w:p>
       <w:pPr>
-        <w:spacing w:before="180" w:after="60"/>
-      </w:pPr>
-      <w:r>
-        <w:rPr>
-          <w:b/>
-          <w:bCs/>
-          <w:color w:val="1A1A1A"/>
-          <w:sz w:val="23"/>
-          <w:szCs w:val="23"/>
-        </w:rPr>
+        <w:spacing w:before="60" w:after="60"/>
+      </w:pPr>
+    </w:p>
+    <w:p>
+      <w:pPr>
+        <w:pStyle w:val="Heading2"/>
+      </w:pPr>
+      <w:r>
         <w:t>3.3 Test Data Feedback</w:t>
       </w:r>
     </w:p>
@@ -1187,25 +765,14 @@
         <w:spacing w:before="60" w:after="60"/>
       </w:pPr>
       <w:r>
-        <w:rPr>
-          <w:sz w:val="22"/>
-          <w:szCs w:val="22"/>
-        </w:rPr>
         <w:t>The supervisor recommended that the team use downloaded lecture notes and lab materials from subjects they have previously studied (including year-one subjects) as test data, to better contextualise the project for demonstration purposes. He acknowledged that incomplete Moodle downloads are a practical constraint and confirmed that free online materials are acceptable for Sprint 3.</w:t>
       </w:r>
     </w:p>
     <w:p>
       <w:pPr>
-        <w:spacing w:before="180" w:after="60"/>
-      </w:pPr>
-      <w:r>
-        <w:rPr>
-          <w:b/>
-          <w:bCs/>
-          <w:color w:val="1A1A1A"/>
-          <w:sz w:val="23"/>
-          <w:szCs w:val="23"/>
-        </w:rPr>
+        <w:pStyle w:val="Heading2"/>
+      </w:pPr>
+      <w:r>
         <w:t>3.4 Assessment 2 Report</w:t>
       </w:r>
     </w:p>
@@ -1214,28 +781,22 @@
         <w:spacing w:before="60" w:after="60"/>
       </w:pPr>
       <w:r>
-        <w:rPr>
-          <w:sz w:val="22"/>
-          <w:szCs w:val="22"/>
-        </w:rPr>
         <w:t>Prof. Jun Yan confirmed the report length is not a concern from his perspective. He advised the team to verify with the subject coordinator (Dr. John) whether the length and structure of the appendix is aligned with expectations. The recommendation is to ensure the main body is concise and well-structured, with supplementary technical detail placed in the appendix.</w:t>
       </w:r>
     </w:p>
     <w:p>
       <w:pPr>
-        <w:spacing w:before="260" w:after="80"/>
-      </w:pPr>
-      <w:r>
-        <w:rPr>
-          <w:b/>
-          <w:bCs/>
-          <w:color w:val="2E4A7A"/>
-          <w:sz w:val="26"/>
-          <w:szCs w:val="26"/>
-          <w:u w:val="single"/>
-        </w:rPr>
+        <w:pStyle w:val="Heading1"/>
+      </w:pPr>
+      <w:r>
+        <w:lastRenderedPageBreak/>
         <w:t>4. Sprint 4 Plan (Next Steps)</w:t>
       </w:r>
+    </w:p>
+    <w:p>
+      <w:pPr>
+        <w:spacing w:before="60" w:after="60"/>
+      </w:pPr>
     </w:p>
     <w:tbl>
       <w:tblPr>
@@ -1255,12 +816,12 @@
         <w:tblLook w:val="04A0" w:firstRow="1" w:lastRow="0" w:firstColumn="1" w:lastColumn="0" w:noHBand="0" w:noVBand="1"/>
       </w:tblPr>
       <w:tblGrid>
-        <w:gridCol w:w="535"/>
-        <w:gridCol w:w="697"/>
-        <w:gridCol w:w="3420"/>
-        <w:gridCol w:w="2073"/>
-        <w:gridCol w:w="1472"/>
-        <w:gridCol w:w="1163"/>
+        <w:gridCol w:w="612"/>
+        <w:gridCol w:w="1738"/>
+        <w:gridCol w:w="3304"/>
+        <w:gridCol w:w="1369"/>
+        <w:gridCol w:w="1086"/>
+        <w:gridCol w:w="1251"/>
       </w:tblGrid>
       <w:tr>
         <w:tblPrEx>
@@ -1274,20 +835,21 @@
         </w:trPr>
         <w:tc>
           <w:tcPr>
-            <w:tcW w:w="400" w:type="dxa"/>
-            <w:tcBorders>
-              <w:top w:val="single" w:sz="1" w:space="0" w:color="2E4A7A"/>
-              <w:left w:val="single" w:sz="1" w:space="0" w:color="2E4A7A"/>
-              <w:bottom w:val="single" w:sz="1" w:space="0" w:color="2E4A7A"/>
-              <w:right w:val="single" w:sz="1" w:space="0" w:color="2E4A7A"/>
-            </w:tcBorders>
-            <w:shd w:val="clear" w:color="auto" w:fill="2E4A7A"/>
-            <w:tcMar>
-              <w:top w:w="80" w:type="dxa"/>
-              <w:left w:w="120" w:type="dxa"/>
-              <w:bottom w:w="80" w:type="dxa"/>
-              <w:right w:w="120" w:type="dxa"/>
-            </w:tcMar>
+            <w:tcW w:w="500" w:type="dxa"/>
+            <w:tcBorders>
+              <w:top w:val="single" w:sz="1" w:space="0" w:color="CCCCCC"/>
+              <w:left w:val="single" w:sz="1" w:space="0" w:color="CCCCCC"/>
+              <w:bottom w:val="single" w:sz="1" w:space="0" w:color="CCCCCC"/>
+              <w:right w:val="single" w:sz="1" w:space="0" w:color="CCCCCC"/>
+            </w:tcBorders>
+            <w:shd w:val="clear" w:color="auto" w:fill="2E4057"/>
+            <w:tcMar>
+              <w:top w:w="80" w:type="dxa"/>
+              <w:left w:w="120" w:type="dxa"/>
+              <w:bottom w:w="80" w:type="dxa"/>
+              <w:right w:w="120" w:type="dxa"/>
+            </w:tcMar>
+            <w:vAlign w:val="center"/>
           </w:tcPr>
           <w:p>
             <w:r>
@@ -1295,28 +857,30 @@
                 <w:b/>
                 <w:bCs/>
                 <w:color w:val="FFFFFF"/>
-              </w:rPr>
-              <w:lastRenderedPageBreak/>
+                <w:sz w:val="20"/>
+                <w:szCs w:val="20"/>
+              </w:rPr>
               <w:t>No.</w:t>
             </w:r>
           </w:p>
         </w:tc>
         <w:tc>
           <w:tcPr>
-            <w:tcW w:w="700" w:type="dxa"/>
-            <w:tcBorders>
-              <w:top w:val="single" w:sz="1" w:space="0" w:color="2E4A7A"/>
-              <w:left w:val="single" w:sz="1" w:space="0" w:color="2E4A7A"/>
-              <w:bottom w:val="single" w:sz="1" w:space="0" w:color="2E4A7A"/>
-              <w:right w:val="single" w:sz="1" w:space="0" w:color="2E4A7A"/>
-            </w:tcBorders>
-            <w:shd w:val="clear" w:color="auto" w:fill="2E4A7A"/>
-            <w:tcMar>
-              <w:top w:w="80" w:type="dxa"/>
-              <w:left w:w="120" w:type="dxa"/>
-              <w:bottom w:w="80" w:type="dxa"/>
-              <w:right w:w="120" w:type="dxa"/>
-            </w:tcMar>
+            <w:tcW w:w="1600" w:type="dxa"/>
+            <w:tcBorders>
+              <w:top w:val="single" w:sz="1" w:space="0" w:color="CCCCCC"/>
+              <w:left w:val="single" w:sz="1" w:space="0" w:color="CCCCCC"/>
+              <w:bottom w:val="single" w:sz="1" w:space="0" w:color="CCCCCC"/>
+              <w:right w:val="single" w:sz="1" w:space="0" w:color="CCCCCC"/>
+            </w:tcBorders>
+            <w:shd w:val="clear" w:color="auto" w:fill="2E4057"/>
+            <w:tcMar>
+              <w:top w:w="80" w:type="dxa"/>
+              <w:left w:w="120" w:type="dxa"/>
+              <w:bottom w:w="80" w:type="dxa"/>
+              <w:right w:w="120" w:type="dxa"/>
+            </w:tcMar>
+            <w:vAlign w:val="center"/>
           </w:tcPr>
           <w:p>
             <w:r>
@@ -1324,6 +888,8 @@
                 <w:b/>
                 <w:bCs/>
                 <w:color w:val="FFFFFF"/>
+                <w:sz w:val="20"/>
+                <w:szCs w:val="20"/>
               </w:rPr>
               <w:t>Task</w:t>
             </w:r>
@@ -1331,20 +897,21 @@
         </w:tc>
         <w:tc>
           <w:tcPr>
-            <w:tcW w:w="3500" w:type="dxa"/>
-            <w:tcBorders>
-              <w:top w:val="single" w:sz="1" w:space="0" w:color="2E4A7A"/>
-              <w:left w:val="single" w:sz="1" w:space="0" w:color="2E4A7A"/>
-              <w:bottom w:val="single" w:sz="1" w:space="0" w:color="2E4A7A"/>
-              <w:right w:val="single" w:sz="1" w:space="0" w:color="2E4A7A"/>
-            </w:tcBorders>
-            <w:shd w:val="clear" w:color="auto" w:fill="2E4A7A"/>
-            <w:tcMar>
-              <w:top w:w="80" w:type="dxa"/>
-              <w:left w:w="120" w:type="dxa"/>
-              <w:bottom w:w="80" w:type="dxa"/>
-              <w:right w:w="120" w:type="dxa"/>
-            </w:tcMar>
+            <w:tcW w:w="3000" w:type="dxa"/>
+            <w:tcBorders>
+              <w:top w:val="single" w:sz="1" w:space="0" w:color="CCCCCC"/>
+              <w:left w:val="single" w:sz="1" w:space="0" w:color="CCCCCC"/>
+              <w:bottom w:val="single" w:sz="1" w:space="0" w:color="CCCCCC"/>
+              <w:right w:val="single" w:sz="1" w:space="0" w:color="CCCCCC"/>
+            </w:tcBorders>
+            <w:shd w:val="clear" w:color="auto" w:fill="2E4057"/>
+            <w:tcMar>
+              <w:top w:w="80" w:type="dxa"/>
+              <w:left w:w="120" w:type="dxa"/>
+              <w:bottom w:w="80" w:type="dxa"/>
+              <w:right w:w="120" w:type="dxa"/>
+            </w:tcMar>
+            <w:vAlign w:val="center"/>
           </w:tcPr>
           <w:p>
             <w:r>
@@ -1352,6 +919,8 @@
                 <w:b/>
                 <w:bCs/>
                 <w:color w:val="FFFFFF"/>
+                <w:sz w:val="20"/>
+                <w:szCs w:val="20"/>
               </w:rPr>
               <w:t>Description</w:t>
             </w:r>
@@ -1359,20 +928,21 @@
         </w:tc>
         <w:tc>
           <w:tcPr>
-            <w:tcW w:w="2200" w:type="dxa"/>
-            <w:tcBorders>
-              <w:top w:val="single" w:sz="1" w:space="0" w:color="2E4A7A"/>
-              <w:left w:val="single" w:sz="1" w:space="0" w:color="2E4A7A"/>
-              <w:bottom w:val="single" w:sz="1" w:space="0" w:color="2E4A7A"/>
-              <w:right w:val="single" w:sz="1" w:space="0" w:color="2E4A7A"/>
-            </w:tcBorders>
-            <w:shd w:val="clear" w:color="auto" w:fill="2E4A7A"/>
-            <w:tcMar>
-              <w:top w:w="80" w:type="dxa"/>
-              <w:left w:w="120" w:type="dxa"/>
-              <w:bottom w:w="80" w:type="dxa"/>
-              <w:right w:w="120" w:type="dxa"/>
-            </w:tcMar>
+            <w:tcW w:w="1260" w:type="dxa"/>
+            <w:tcBorders>
+              <w:top w:val="single" w:sz="1" w:space="0" w:color="CCCCCC"/>
+              <w:left w:val="single" w:sz="1" w:space="0" w:color="CCCCCC"/>
+              <w:bottom w:val="single" w:sz="1" w:space="0" w:color="CCCCCC"/>
+              <w:right w:val="single" w:sz="1" w:space="0" w:color="CCCCCC"/>
+            </w:tcBorders>
+            <w:shd w:val="clear" w:color="auto" w:fill="2E4057"/>
+            <w:tcMar>
+              <w:top w:w="80" w:type="dxa"/>
+              <w:left w:w="120" w:type="dxa"/>
+              <w:bottom w:w="80" w:type="dxa"/>
+              <w:right w:w="120" w:type="dxa"/>
+            </w:tcMar>
+            <w:vAlign w:val="center"/>
           </w:tcPr>
           <w:p>
             <w:r>
@@ -1380,6 +950,8 @@
                 <w:b/>
                 <w:bCs/>
                 <w:color w:val="FFFFFF"/>
+                <w:sz w:val="20"/>
+                <w:szCs w:val="20"/>
               </w:rPr>
               <w:t>Owner</w:t>
             </w:r>
@@ -1387,20 +959,21 @@
         </w:tc>
         <w:tc>
           <w:tcPr>
-            <w:tcW w:w="1560" w:type="dxa"/>
-            <w:tcBorders>
-              <w:top w:val="single" w:sz="1" w:space="0" w:color="2E4A7A"/>
-              <w:left w:val="single" w:sz="1" w:space="0" w:color="2E4A7A"/>
-              <w:bottom w:val="single" w:sz="1" w:space="0" w:color="2E4A7A"/>
-              <w:right w:val="single" w:sz="1" w:space="0" w:color="2E4A7A"/>
-            </w:tcBorders>
-            <w:shd w:val="clear" w:color="auto" w:fill="2E4A7A"/>
-            <w:tcMar>
-              <w:top w:w="80" w:type="dxa"/>
-              <w:left w:w="120" w:type="dxa"/>
-              <w:bottom w:w="80" w:type="dxa"/>
-              <w:right w:w="120" w:type="dxa"/>
-            </w:tcMar>
+            <w:tcW w:w="1000" w:type="dxa"/>
+            <w:tcBorders>
+              <w:top w:val="single" w:sz="1" w:space="0" w:color="CCCCCC"/>
+              <w:left w:val="single" w:sz="1" w:space="0" w:color="CCCCCC"/>
+              <w:bottom w:val="single" w:sz="1" w:space="0" w:color="CCCCCC"/>
+              <w:right w:val="single" w:sz="1" w:space="0" w:color="CCCCCC"/>
+            </w:tcBorders>
+            <w:shd w:val="clear" w:color="auto" w:fill="2E4057"/>
+            <w:tcMar>
+              <w:top w:w="80" w:type="dxa"/>
+              <w:left w:w="120" w:type="dxa"/>
+              <w:bottom w:w="80" w:type="dxa"/>
+              <w:right w:w="120" w:type="dxa"/>
+            </w:tcMar>
+            <w:vAlign w:val="center"/>
           </w:tcPr>
           <w:p>
             <w:r>
@@ -1408,6 +981,8 @@
                 <w:b/>
                 <w:bCs/>
                 <w:color w:val="FFFFFF"/>
+                <w:sz w:val="20"/>
+                <w:szCs w:val="20"/>
               </w:rPr>
               <w:t>Due</w:t>
             </w:r>
@@ -1417,18 +992,19 @@
           <w:tcPr>
             <w:tcW w:w="1000" w:type="dxa"/>
             <w:tcBorders>
-              <w:top w:val="single" w:sz="1" w:space="0" w:color="2E4A7A"/>
-              <w:left w:val="single" w:sz="1" w:space="0" w:color="2E4A7A"/>
-              <w:bottom w:val="single" w:sz="1" w:space="0" w:color="2E4A7A"/>
-              <w:right w:val="single" w:sz="1" w:space="0" w:color="2E4A7A"/>
-            </w:tcBorders>
-            <w:shd w:val="clear" w:color="auto" w:fill="2E4A7A"/>
-            <w:tcMar>
-              <w:top w:w="80" w:type="dxa"/>
-              <w:left w:w="120" w:type="dxa"/>
-              <w:bottom w:w="80" w:type="dxa"/>
-              <w:right w:w="120" w:type="dxa"/>
-            </w:tcMar>
+              <w:top w:val="single" w:sz="1" w:space="0" w:color="CCCCCC"/>
+              <w:left w:val="single" w:sz="1" w:space="0" w:color="CCCCCC"/>
+              <w:bottom w:val="single" w:sz="1" w:space="0" w:color="CCCCCC"/>
+              <w:right w:val="single" w:sz="1" w:space="0" w:color="CCCCCC"/>
+            </w:tcBorders>
+            <w:shd w:val="clear" w:color="auto" w:fill="2E4057"/>
+            <w:tcMar>
+              <w:top w:w="80" w:type="dxa"/>
+              <w:left w:w="120" w:type="dxa"/>
+              <w:bottom w:w="80" w:type="dxa"/>
+              <w:right w:w="120" w:type="dxa"/>
+            </w:tcMar>
+            <w:vAlign w:val="center"/>
           </w:tcPr>
           <w:p>
             <w:r>
@@ -1436,6 +1012,8 @@
                 <w:b/>
                 <w:bCs/>
                 <w:color w:val="FFFFFF"/>
+                <w:sz w:val="20"/>
+                <w:szCs w:val="20"/>
               </w:rPr>
               <w:t>Priority</w:t>
             </w:r>
@@ -1451,7 +1029,7 @@
         </w:tblPrEx>
         <w:tc>
           <w:tcPr>
-            <w:tcW w:w="400" w:type="dxa"/>
+            <w:tcW w:w="500" w:type="dxa"/>
             <w:tcBorders>
               <w:top w:val="single" w:sz="1" w:space="0" w:color="CCCCCC"/>
               <w:left w:val="single" w:sz="1" w:space="0" w:color="CCCCCC"/>
@@ -1469,7 +1047,8 @@
           <w:p>
             <w:r>
               <w:rPr>
-                <w:color w:val="1A1A1A"/>
+                <w:sz w:val="20"/>
+                <w:szCs w:val="20"/>
               </w:rPr>
               <w:t>13</w:t>
             </w:r>
@@ -1477,7 +1056,7 @@
         </w:tc>
         <w:tc>
           <w:tcPr>
-            <w:tcW w:w="700" w:type="dxa"/>
+            <w:tcW w:w="1600" w:type="dxa"/>
             <w:tcBorders>
               <w:top w:val="single" w:sz="1" w:space="0" w:color="CCCCCC"/>
               <w:left w:val="single" w:sz="1" w:space="0" w:color="CCCCCC"/>
@@ -1495,7 +1074,8 @@
           <w:p>
             <w:r>
               <w:rPr>
-                <w:color w:val="1A1A1A"/>
+                <w:sz w:val="20"/>
+                <w:szCs w:val="20"/>
               </w:rPr>
               <w:t>Task 13</w:t>
             </w:r>
@@ -1503,7 +1083,7 @@
         </w:tc>
         <w:tc>
           <w:tcPr>
-            <w:tcW w:w="3500" w:type="dxa"/>
+            <w:tcW w:w="3000" w:type="dxa"/>
             <w:tcBorders>
               <w:top w:val="single" w:sz="1" w:space="0" w:color="CCCCCC"/>
               <w:left w:val="single" w:sz="1" w:space="0" w:color="CCCCCC"/>
@@ -1521,15 +1101,16 @@
           <w:p>
             <w:r>
               <w:rPr>
-                <w:color w:val="1A1A1A"/>
-              </w:rPr>
-              <w:t>Write sprint3_sponsor_review.docx and merge to develop branch</w:t>
-            </w:r>
-          </w:p>
-        </w:tc>
-        <w:tc>
-          <w:tcPr>
-            <w:tcW w:w="2200" w:type="dxa"/>
+                <w:sz w:val="20"/>
+                <w:szCs w:val="20"/>
+              </w:rPr>
+              <w:t>Write sprint3_supervisor_review.docx and merge to develop branch</w:t>
+            </w:r>
+          </w:p>
+        </w:tc>
+        <w:tc>
+          <w:tcPr>
+            <w:tcW w:w="1260" w:type="dxa"/>
             <w:tcBorders>
               <w:top w:val="single" w:sz="1" w:space="0" w:color="CCCCCC"/>
               <w:left w:val="single" w:sz="1" w:space="0" w:color="CCCCCC"/>
@@ -1547,7 +1128,8 @@
           <w:p>
             <w:r>
               <w:rPr>
-                <w:color w:val="1A1A1A"/>
+                <w:sz w:val="20"/>
+                <w:szCs w:val="20"/>
               </w:rPr>
               <w:t>Tung</w:t>
             </w:r>
@@ -1555,7 +1137,7 @@
         </w:tc>
         <w:tc>
           <w:tcPr>
-            <w:tcW w:w="1560" w:type="dxa"/>
+            <w:tcW w:w="1000" w:type="dxa"/>
             <w:tcBorders>
               <w:top w:val="single" w:sz="1" w:space="0" w:color="CCCCCC"/>
               <w:left w:val="single" w:sz="1" w:space="0" w:color="CCCCCC"/>
@@ -1573,7 +1155,8 @@
           <w:p>
             <w:r>
               <w:rPr>
-                <w:color w:val="1A1A1A"/>
+                <w:sz w:val="20"/>
+                <w:szCs w:val="20"/>
               </w:rPr>
               <w:t>4 May</w:t>
             </w:r>
@@ -1599,7 +1182,8 @@
           <w:p>
             <w:r>
               <w:rPr>
-                <w:color w:val="1A1A1A"/>
+                <w:sz w:val="20"/>
+                <w:szCs w:val="20"/>
               </w:rPr>
               <w:t>CRITICAL</w:t>
             </w:r>
@@ -1615,25 +1199,26 @@
         </w:tblPrEx>
         <w:tc>
           <w:tcPr>
-            <w:tcW w:w="400" w:type="dxa"/>
-            <w:tcBorders>
-              <w:top w:val="single" w:sz="1" w:space="0" w:color="CCCCCC"/>
-              <w:left w:val="single" w:sz="1" w:space="0" w:color="CCCCCC"/>
-              <w:bottom w:val="single" w:sz="1" w:space="0" w:color="CCCCCC"/>
-              <w:right w:val="single" w:sz="1" w:space="0" w:color="CCCCCC"/>
-            </w:tcBorders>
-            <w:shd w:val="clear" w:color="auto" w:fill="FFFFFF"/>
-            <w:tcMar>
-              <w:top w:w="80" w:type="dxa"/>
-              <w:left w:w="120" w:type="dxa"/>
-              <w:bottom w:w="80" w:type="dxa"/>
-              <w:right w:w="120" w:type="dxa"/>
-            </w:tcMar>
-          </w:tcPr>
-          <w:p>
-            <w:r>
-              <w:rPr>
-                <w:color w:val="1A1A1A"/>
+            <w:tcW w:w="500" w:type="dxa"/>
+            <w:tcBorders>
+              <w:top w:val="single" w:sz="1" w:space="0" w:color="CCCCCC"/>
+              <w:left w:val="single" w:sz="1" w:space="0" w:color="CCCCCC"/>
+              <w:bottom w:val="single" w:sz="1" w:space="0" w:color="CCCCCC"/>
+              <w:right w:val="single" w:sz="1" w:space="0" w:color="CCCCCC"/>
+            </w:tcBorders>
+            <w:shd w:val="clear" w:color="auto" w:fill="F0F4F8"/>
+            <w:tcMar>
+              <w:top w:w="80" w:type="dxa"/>
+              <w:left w:w="120" w:type="dxa"/>
+              <w:bottom w:w="80" w:type="dxa"/>
+              <w:right w:w="120" w:type="dxa"/>
+            </w:tcMar>
+          </w:tcPr>
+          <w:p>
+            <w:r>
+              <w:rPr>
+                <w:sz w:val="20"/>
+                <w:szCs w:val="20"/>
               </w:rPr>
               <w:t>14</w:t>
             </w:r>
@@ -1641,25 +1226,26 @@
         </w:tc>
         <w:tc>
           <w:tcPr>
-            <w:tcW w:w="700" w:type="dxa"/>
-            <w:tcBorders>
-              <w:top w:val="single" w:sz="1" w:space="0" w:color="CCCCCC"/>
-              <w:left w:val="single" w:sz="1" w:space="0" w:color="CCCCCC"/>
-              <w:bottom w:val="single" w:sz="1" w:space="0" w:color="CCCCCC"/>
-              <w:right w:val="single" w:sz="1" w:space="0" w:color="CCCCCC"/>
-            </w:tcBorders>
-            <w:shd w:val="clear" w:color="auto" w:fill="FFFFFF"/>
-            <w:tcMar>
-              <w:top w:w="80" w:type="dxa"/>
-              <w:left w:w="120" w:type="dxa"/>
-              <w:bottom w:w="80" w:type="dxa"/>
-              <w:right w:w="120" w:type="dxa"/>
-            </w:tcMar>
-          </w:tcPr>
-          <w:p>
-            <w:r>
-              <w:rPr>
-                <w:color w:val="1A1A1A"/>
+            <w:tcW w:w="1600" w:type="dxa"/>
+            <w:tcBorders>
+              <w:top w:val="single" w:sz="1" w:space="0" w:color="CCCCCC"/>
+              <w:left w:val="single" w:sz="1" w:space="0" w:color="CCCCCC"/>
+              <w:bottom w:val="single" w:sz="1" w:space="0" w:color="CCCCCC"/>
+              <w:right w:val="single" w:sz="1" w:space="0" w:color="CCCCCC"/>
+            </w:tcBorders>
+            <w:shd w:val="clear" w:color="auto" w:fill="F0F4F8"/>
+            <w:tcMar>
+              <w:top w:w="80" w:type="dxa"/>
+              <w:left w:w="120" w:type="dxa"/>
+              <w:bottom w:w="80" w:type="dxa"/>
+              <w:right w:w="120" w:type="dxa"/>
+            </w:tcMar>
+          </w:tcPr>
+          <w:p>
+            <w:r>
+              <w:rPr>
+                <w:sz w:val="20"/>
+                <w:szCs w:val="20"/>
               </w:rPr>
               <w:t>Task 14</w:t>
             </w:r>
@@ -1667,25 +1253,26 @@
         </w:tc>
         <w:tc>
           <w:tcPr>
-            <w:tcW w:w="3500" w:type="dxa"/>
-            <w:tcBorders>
-              <w:top w:val="single" w:sz="1" w:space="0" w:color="CCCCCC"/>
-              <w:left w:val="single" w:sz="1" w:space="0" w:color="CCCCCC"/>
-              <w:bottom w:val="single" w:sz="1" w:space="0" w:color="CCCCCC"/>
-              <w:right w:val="single" w:sz="1" w:space="0" w:color="CCCCCC"/>
-            </w:tcBorders>
-            <w:shd w:val="clear" w:color="auto" w:fill="FFFFFF"/>
-            <w:tcMar>
-              <w:top w:w="80" w:type="dxa"/>
-              <w:left w:w="120" w:type="dxa"/>
-              <w:bottom w:w="80" w:type="dxa"/>
-              <w:right w:w="120" w:type="dxa"/>
-            </w:tcMar>
-          </w:tcPr>
-          <w:p>
-            <w:r>
-              <w:rPr>
-                <w:color w:val="1A1A1A"/>
+            <w:tcW w:w="3000" w:type="dxa"/>
+            <w:tcBorders>
+              <w:top w:val="single" w:sz="1" w:space="0" w:color="CCCCCC"/>
+              <w:left w:val="single" w:sz="1" w:space="0" w:color="CCCCCC"/>
+              <w:bottom w:val="single" w:sz="1" w:space="0" w:color="CCCCCC"/>
+              <w:right w:val="single" w:sz="1" w:space="0" w:color="CCCCCC"/>
+            </w:tcBorders>
+            <w:shd w:val="clear" w:color="auto" w:fill="F0F4F8"/>
+            <w:tcMar>
+              <w:top w:w="80" w:type="dxa"/>
+              <w:left w:w="120" w:type="dxa"/>
+              <w:bottom w:w="80" w:type="dxa"/>
+              <w:right w:w="120" w:type="dxa"/>
+            </w:tcMar>
+          </w:tcPr>
+          <w:p>
+            <w:r>
+              <w:rPr>
+                <w:sz w:val="20"/>
+                <w:szCs w:val="20"/>
               </w:rPr>
               <w:t>Complete Sprint 3 meeting report set — all missing docs/meetings/sprint3_*.docx filed</w:t>
             </w:r>
@@ -1693,25 +1280,26 @@
         </w:tc>
         <w:tc>
           <w:tcPr>
-            <w:tcW w:w="2200" w:type="dxa"/>
-            <w:tcBorders>
-              <w:top w:val="single" w:sz="1" w:space="0" w:color="CCCCCC"/>
-              <w:left w:val="single" w:sz="1" w:space="0" w:color="CCCCCC"/>
-              <w:bottom w:val="single" w:sz="1" w:space="0" w:color="CCCCCC"/>
-              <w:right w:val="single" w:sz="1" w:space="0" w:color="CCCCCC"/>
-            </w:tcBorders>
-            <w:shd w:val="clear" w:color="auto" w:fill="FFFFFF"/>
-            <w:tcMar>
-              <w:top w:w="80" w:type="dxa"/>
-              <w:left w:w="120" w:type="dxa"/>
-              <w:bottom w:w="80" w:type="dxa"/>
-              <w:right w:w="120" w:type="dxa"/>
-            </w:tcMar>
-          </w:tcPr>
-          <w:p>
-            <w:r>
-              <w:rPr>
-                <w:color w:val="1A1A1A"/>
+            <w:tcW w:w="1260" w:type="dxa"/>
+            <w:tcBorders>
+              <w:top w:val="single" w:sz="1" w:space="0" w:color="CCCCCC"/>
+              <w:left w:val="single" w:sz="1" w:space="0" w:color="CCCCCC"/>
+              <w:bottom w:val="single" w:sz="1" w:space="0" w:color="CCCCCC"/>
+              <w:right w:val="single" w:sz="1" w:space="0" w:color="CCCCCC"/>
+            </w:tcBorders>
+            <w:shd w:val="clear" w:color="auto" w:fill="F0F4F8"/>
+            <w:tcMar>
+              <w:top w:w="80" w:type="dxa"/>
+              <w:left w:w="120" w:type="dxa"/>
+              <w:bottom w:w="80" w:type="dxa"/>
+              <w:right w:w="120" w:type="dxa"/>
+            </w:tcMar>
+          </w:tcPr>
+          <w:p>
+            <w:r>
+              <w:rPr>
+                <w:sz w:val="20"/>
+                <w:szCs w:val="20"/>
               </w:rPr>
               <w:t>Tung</w:t>
             </w:r>
@@ -1719,25 +1307,26 @@
         </w:tc>
         <w:tc>
           <w:tcPr>
-            <w:tcW w:w="1560" w:type="dxa"/>
-            <w:tcBorders>
-              <w:top w:val="single" w:sz="1" w:space="0" w:color="CCCCCC"/>
-              <w:left w:val="single" w:sz="1" w:space="0" w:color="CCCCCC"/>
-              <w:bottom w:val="single" w:sz="1" w:space="0" w:color="CCCCCC"/>
-              <w:right w:val="single" w:sz="1" w:space="0" w:color="CCCCCC"/>
-            </w:tcBorders>
-            <w:shd w:val="clear" w:color="auto" w:fill="FFFFFF"/>
-            <w:tcMar>
-              <w:top w:w="80" w:type="dxa"/>
-              <w:left w:w="120" w:type="dxa"/>
-              <w:bottom w:w="80" w:type="dxa"/>
-              <w:right w:w="120" w:type="dxa"/>
-            </w:tcMar>
-          </w:tcPr>
-          <w:p>
-            <w:r>
-              <w:rPr>
-                <w:color w:val="1A1A1A"/>
+            <w:tcW w:w="1000" w:type="dxa"/>
+            <w:tcBorders>
+              <w:top w:val="single" w:sz="1" w:space="0" w:color="CCCCCC"/>
+              <w:left w:val="single" w:sz="1" w:space="0" w:color="CCCCCC"/>
+              <w:bottom w:val="single" w:sz="1" w:space="0" w:color="CCCCCC"/>
+              <w:right w:val="single" w:sz="1" w:space="0" w:color="CCCCCC"/>
+            </w:tcBorders>
+            <w:shd w:val="clear" w:color="auto" w:fill="F0F4F8"/>
+            <w:tcMar>
+              <w:top w:w="80" w:type="dxa"/>
+              <w:left w:w="120" w:type="dxa"/>
+              <w:bottom w:w="80" w:type="dxa"/>
+              <w:right w:w="120" w:type="dxa"/>
+            </w:tcMar>
+          </w:tcPr>
+          <w:p>
+            <w:r>
+              <w:rPr>
+                <w:sz w:val="20"/>
+                <w:szCs w:val="20"/>
               </w:rPr>
               <w:t>6 May</w:t>
             </w:r>
@@ -1752,18 +1341,19 @@
               <w:bottom w:val="single" w:sz="1" w:space="0" w:color="CCCCCC"/>
               <w:right w:val="single" w:sz="1" w:space="0" w:color="CCCCCC"/>
             </w:tcBorders>
-            <w:shd w:val="clear" w:color="auto" w:fill="FFFFFF"/>
-            <w:tcMar>
-              <w:top w:w="80" w:type="dxa"/>
-              <w:left w:w="120" w:type="dxa"/>
-              <w:bottom w:w="80" w:type="dxa"/>
-              <w:right w:w="120" w:type="dxa"/>
-            </w:tcMar>
-          </w:tcPr>
-          <w:p>
-            <w:r>
-              <w:rPr>
-                <w:color w:val="1A1A1A"/>
+            <w:shd w:val="clear" w:color="auto" w:fill="F0F4F8"/>
+            <w:tcMar>
+              <w:top w:w="80" w:type="dxa"/>
+              <w:left w:w="120" w:type="dxa"/>
+              <w:bottom w:w="80" w:type="dxa"/>
+              <w:right w:w="120" w:type="dxa"/>
+            </w:tcMar>
+          </w:tcPr>
+          <w:p>
+            <w:r>
+              <w:rPr>
+                <w:sz w:val="20"/>
+                <w:szCs w:val="20"/>
               </w:rPr>
               <w:t>High</w:t>
             </w:r>
@@ -1779,7 +1369,7 @@
         </w:tblPrEx>
         <w:tc>
           <w:tcPr>
-            <w:tcW w:w="400" w:type="dxa"/>
+            <w:tcW w:w="500" w:type="dxa"/>
             <w:tcBorders>
               <w:top w:val="single" w:sz="1" w:space="0" w:color="CCCCCC"/>
               <w:left w:val="single" w:sz="1" w:space="0" w:color="CCCCCC"/>
@@ -1797,7 +1387,8 @@
           <w:p>
             <w:r>
               <w:rPr>
-                <w:color w:val="1A1A1A"/>
+                <w:sz w:val="20"/>
+                <w:szCs w:val="20"/>
               </w:rPr>
               <w:t>15</w:t>
             </w:r>
@@ -1805,7 +1396,7 @@
         </w:tc>
         <w:tc>
           <w:tcPr>
-            <w:tcW w:w="700" w:type="dxa"/>
+            <w:tcW w:w="1600" w:type="dxa"/>
             <w:tcBorders>
               <w:top w:val="single" w:sz="1" w:space="0" w:color="CCCCCC"/>
               <w:left w:val="single" w:sz="1" w:space="0" w:color="CCCCCC"/>
@@ -1823,7 +1414,8 @@
           <w:p>
             <w:r>
               <w:rPr>
-                <w:color w:val="1A1A1A"/>
+                <w:sz w:val="20"/>
+                <w:szCs w:val="20"/>
               </w:rPr>
               <w:t>Task 15</w:t>
             </w:r>
@@ -1831,7 +1423,7 @@
         </w:tc>
         <w:tc>
           <w:tcPr>
-            <w:tcW w:w="3500" w:type="dxa"/>
+            <w:tcW w:w="3000" w:type="dxa"/>
             <w:tcBorders>
               <w:top w:val="single" w:sz="1" w:space="0" w:color="CCCCCC"/>
               <w:left w:val="single" w:sz="1" w:space="0" w:color="CCCCCC"/>
@@ -1849,7 +1441,8 @@
           <w:p>
             <w:r>
               <w:rPr>
-                <w:color w:val="1A1A1A"/>
+                <w:sz w:val="20"/>
+                <w:szCs w:val="20"/>
               </w:rPr>
               <w:t>Run 31-query test against Flask API — produce per-query result table in docs/test_results_sprint4.md</w:t>
             </w:r>
@@ -1857,7 +1450,7 @@
         </w:tc>
         <w:tc>
           <w:tcPr>
-            <w:tcW w:w="2200" w:type="dxa"/>
+            <w:tcW w:w="1260" w:type="dxa"/>
             <w:tcBorders>
               <w:top w:val="single" w:sz="1" w:space="0" w:color="CCCCCC"/>
               <w:left w:val="single" w:sz="1" w:space="0" w:color="CCCCCC"/>
@@ -1875,7 +1468,8 @@
           <w:p>
             <w:r>
               <w:rPr>
-                <w:color w:val="1A1A1A"/>
+                <w:sz w:val="20"/>
+                <w:szCs w:val="20"/>
               </w:rPr>
               <w:t>Tung</w:t>
             </w:r>
@@ -1883,7 +1477,7 @@
         </w:tc>
         <w:tc>
           <w:tcPr>
-            <w:tcW w:w="1560" w:type="dxa"/>
+            <w:tcW w:w="1000" w:type="dxa"/>
             <w:tcBorders>
               <w:top w:val="single" w:sz="1" w:space="0" w:color="CCCCCC"/>
               <w:left w:val="single" w:sz="1" w:space="0" w:color="CCCCCC"/>
@@ -1901,7 +1495,8 @@
           <w:p>
             <w:r>
               <w:rPr>
-                <w:color w:val="1A1A1A"/>
+                <w:sz w:val="20"/>
+                <w:szCs w:val="20"/>
               </w:rPr>
               <w:t>11 May</w:t>
             </w:r>
@@ -1927,7 +1522,8 @@
           <w:p>
             <w:r>
               <w:rPr>
-                <w:color w:val="1A1A1A"/>
+                <w:sz w:val="20"/>
+                <w:szCs w:val="20"/>
               </w:rPr>
               <w:t>High</w:t>
             </w:r>
@@ -1943,25 +1539,26 @@
         </w:tblPrEx>
         <w:tc>
           <w:tcPr>
-            <w:tcW w:w="400" w:type="dxa"/>
-            <w:tcBorders>
-              <w:top w:val="single" w:sz="1" w:space="0" w:color="CCCCCC"/>
-              <w:left w:val="single" w:sz="1" w:space="0" w:color="CCCCCC"/>
-              <w:bottom w:val="single" w:sz="1" w:space="0" w:color="CCCCCC"/>
-              <w:right w:val="single" w:sz="1" w:space="0" w:color="CCCCCC"/>
-            </w:tcBorders>
-            <w:shd w:val="clear" w:color="auto" w:fill="FFFFFF"/>
-            <w:tcMar>
-              <w:top w:w="80" w:type="dxa"/>
-              <w:left w:w="120" w:type="dxa"/>
-              <w:bottom w:w="80" w:type="dxa"/>
-              <w:right w:w="120" w:type="dxa"/>
-            </w:tcMar>
-          </w:tcPr>
-          <w:p>
-            <w:r>
-              <w:rPr>
-                <w:color w:val="1A1A1A"/>
+            <w:tcW w:w="500" w:type="dxa"/>
+            <w:tcBorders>
+              <w:top w:val="single" w:sz="1" w:space="0" w:color="CCCCCC"/>
+              <w:left w:val="single" w:sz="1" w:space="0" w:color="CCCCCC"/>
+              <w:bottom w:val="single" w:sz="1" w:space="0" w:color="CCCCCC"/>
+              <w:right w:val="single" w:sz="1" w:space="0" w:color="CCCCCC"/>
+            </w:tcBorders>
+            <w:shd w:val="clear" w:color="auto" w:fill="F0F4F8"/>
+            <w:tcMar>
+              <w:top w:w="80" w:type="dxa"/>
+              <w:left w:w="120" w:type="dxa"/>
+              <w:bottom w:w="80" w:type="dxa"/>
+              <w:right w:w="120" w:type="dxa"/>
+            </w:tcMar>
+          </w:tcPr>
+          <w:p>
+            <w:r>
+              <w:rPr>
+                <w:sz w:val="20"/>
+                <w:szCs w:val="20"/>
               </w:rPr>
               <w:t>16</w:t>
             </w:r>
@@ -1969,25 +1566,26 @@
         </w:tc>
         <w:tc>
           <w:tcPr>
-            <w:tcW w:w="700" w:type="dxa"/>
-            <w:tcBorders>
-              <w:top w:val="single" w:sz="1" w:space="0" w:color="CCCCCC"/>
-              <w:left w:val="single" w:sz="1" w:space="0" w:color="CCCCCC"/>
-              <w:bottom w:val="single" w:sz="1" w:space="0" w:color="CCCCCC"/>
-              <w:right w:val="single" w:sz="1" w:space="0" w:color="CCCCCC"/>
-            </w:tcBorders>
-            <w:shd w:val="clear" w:color="auto" w:fill="FFFFFF"/>
-            <w:tcMar>
-              <w:top w:w="80" w:type="dxa"/>
-              <w:left w:w="120" w:type="dxa"/>
-              <w:bottom w:w="80" w:type="dxa"/>
-              <w:right w:w="120" w:type="dxa"/>
-            </w:tcMar>
-          </w:tcPr>
-          <w:p>
-            <w:r>
-              <w:rPr>
-                <w:color w:val="1A1A1A"/>
+            <w:tcW w:w="1600" w:type="dxa"/>
+            <w:tcBorders>
+              <w:top w:val="single" w:sz="1" w:space="0" w:color="CCCCCC"/>
+              <w:left w:val="single" w:sz="1" w:space="0" w:color="CCCCCC"/>
+              <w:bottom w:val="single" w:sz="1" w:space="0" w:color="CCCCCC"/>
+              <w:right w:val="single" w:sz="1" w:space="0" w:color="CCCCCC"/>
+            </w:tcBorders>
+            <w:shd w:val="clear" w:color="auto" w:fill="F0F4F8"/>
+            <w:tcMar>
+              <w:top w:w="80" w:type="dxa"/>
+              <w:left w:w="120" w:type="dxa"/>
+              <w:bottom w:w="80" w:type="dxa"/>
+              <w:right w:w="120" w:type="dxa"/>
+            </w:tcMar>
+          </w:tcPr>
+          <w:p>
+            <w:r>
+              <w:rPr>
+                <w:sz w:val="20"/>
+                <w:szCs w:val="20"/>
               </w:rPr>
               <w:t>Task 16</w:t>
             </w:r>
@@ -1995,65 +1593,53 @@
         </w:tc>
         <w:tc>
           <w:tcPr>
-            <w:tcW w:w="3500" w:type="dxa"/>
-            <w:tcBorders>
-              <w:top w:val="single" w:sz="1" w:space="0" w:color="CCCCCC"/>
-              <w:left w:val="single" w:sz="1" w:space="0" w:color="CCCCCC"/>
-              <w:bottom w:val="single" w:sz="1" w:space="0" w:color="CCCCCC"/>
-              <w:right w:val="single" w:sz="1" w:space="0" w:color="CCCCCC"/>
-            </w:tcBorders>
-            <w:shd w:val="clear" w:color="auto" w:fill="FFFFFF"/>
-            <w:tcMar>
-              <w:top w:w="80" w:type="dxa"/>
-              <w:left w:w="120" w:type="dxa"/>
-              <w:bottom w:w="80" w:type="dxa"/>
-              <w:right w:w="120" w:type="dxa"/>
-            </w:tcMar>
-          </w:tcPr>
-          <w:p>
-            <w:r>
-              <w:rPr>
-                <w:color w:val="1A1A1A"/>
-              </w:rPr>
-              <w:t xml:space="preserve">Sample corpus expansion — add 3+ new docs; confirm loading through PPTX/DOCX </w:t>
-            </w:r>
-            <w:proofErr w:type="spellStart"/>
-            <w:r>
-              <w:rPr>
-                <w:color w:val="1A1A1A"/>
-              </w:rPr>
-              <w:t>chunker</w:t>
-            </w:r>
-            <w:proofErr w:type="spellEnd"/>
-            <w:r>
-              <w:rPr>
-                <w:color w:val="1A1A1A"/>
-              </w:rPr>
-              <w:t>; update sample_manifest.md</w:t>
-            </w:r>
-          </w:p>
-        </w:tc>
-        <w:tc>
-          <w:tcPr>
-            <w:tcW w:w="2200" w:type="dxa"/>
-            <w:tcBorders>
-              <w:top w:val="single" w:sz="1" w:space="0" w:color="CCCCCC"/>
-              <w:left w:val="single" w:sz="1" w:space="0" w:color="CCCCCC"/>
-              <w:bottom w:val="single" w:sz="1" w:space="0" w:color="CCCCCC"/>
-              <w:right w:val="single" w:sz="1" w:space="0" w:color="CCCCCC"/>
-            </w:tcBorders>
-            <w:shd w:val="clear" w:color="auto" w:fill="FFFFFF"/>
-            <w:tcMar>
-              <w:top w:w="80" w:type="dxa"/>
-              <w:left w:w="120" w:type="dxa"/>
-              <w:bottom w:w="80" w:type="dxa"/>
-              <w:right w:w="120" w:type="dxa"/>
-            </w:tcMar>
-          </w:tcPr>
-          <w:p>
-            <w:r>
-              <w:rPr>
-                <w:color w:val="1A1A1A"/>
+            <w:tcW w:w="3000" w:type="dxa"/>
+            <w:tcBorders>
+              <w:top w:val="single" w:sz="1" w:space="0" w:color="CCCCCC"/>
+              <w:left w:val="single" w:sz="1" w:space="0" w:color="CCCCCC"/>
+              <w:bottom w:val="single" w:sz="1" w:space="0" w:color="CCCCCC"/>
+              <w:right w:val="single" w:sz="1" w:space="0" w:color="CCCCCC"/>
+            </w:tcBorders>
+            <w:shd w:val="clear" w:color="auto" w:fill="F0F4F8"/>
+            <w:tcMar>
+              <w:top w:w="80" w:type="dxa"/>
+              <w:left w:w="120" w:type="dxa"/>
+              <w:bottom w:w="80" w:type="dxa"/>
+              <w:right w:w="120" w:type="dxa"/>
+            </w:tcMar>
+          </w:tcPr>
+          <w:p>
+            <w:r>
+              <w:rPr>
+                <w:sz w:val="20"/>
+                <w:szCs w:val="20"/>
+              </w:rPr>
+              <w:t>Sample corpus expansion — add 3+ new docs; confirm loading through PPTX/DOCX chunker; update sample_manifest.md</w:t>
+            </w:r>
+          </w:p>
+        </w:tc>
+        <w:tc>
+          <w:tcPr>
+            <w:tcW w:w="1260" w:type="dxa"/>
+            <w:tcBorders>
+              <w:top w:val="single" w:sz="1" w:space="0" w:color="CCCCCC"/>
+              <w:left w:val="single" w:sz="1" w:space="0" w:color="CCCCCC"/>
+              <w:bottom w:val="single" w:sz="1" w:space="0" w:color="CCCCCC"/>
+              <w:right w:val="single" w:sz="1" w:space="0" w:color="CCCCCC"/>
+            </w:tcBorders>
+            <w:shd w:val="clear" w:color="auto" w:fill="F0F4F8"/>
+            <w:tcMar>
+              <w:top w:w="80" w:type="dxa"/>
+              <w:left w:w="120" w:type="dxa"/>
+              <w:bottom w:w="80" w:type="dxa"/>
+              <w:right w:w="120" w:type="dxa"/>
+            </w:tcMar>
+          </w:tcPr>
+          <w:p>
+            <w:r>
+              <w:rPr>
+                <w:sz w:val="20"/>
+                <w:szCs w:val="20"/>
               </w:rPr>
               <w:t>Tung</w:t>
             </w:r>
@@ -2061,25 +1647,26 @@
         </w:tc>
         <w:tc>
           <w:tcPr>
-            <w:tcW w:w="1560" w:type="dxa"/>
-            <w:tcBorders>
-              <w:top w:val="single" w:sz="1" w:space="0" w:color="CCCCCC"/>
-              <w:left w:val="single" w:sz="1" w:space="0" w:color="CCCCCC"/>
-              <w:bottom w:val="single" w:sz="1" w:space="0" w:color="CCCCCC"/>
-              <w:right w:val="single" w:sz="1" w:space="0" w:color="CCCCCC"/>
-            </w:tcBorders>
-            <w:shd w:val="clear" w:color="auto" w:fill="FFFFFF"/>
-            <w:tcMar>
-              <w:top w:w="80" w:type="dxa"/>
-              <w:left w:w="120" w:type="dxa"/>
-              <w:bottom w:w="80" w:type="dxa"/>
-              <w:right w:w="120" w:type="dxa"/>
-            </w:tcMar>
-          </w:tcPr>
-          <w:p>
-            <w:r>
-              <w:rPr>
-                <w:color w:val="1A1A1A"/>
+            <w:tcW w:w="1000" w:type="dxa"/>
+            <w:tcBorders>
+              <w:top w:val="single" w:sz="1" w:space="0" w:color="CCCCCC"/>
+              <w:left w:val="single" w:sz="1" w:space="0" w:color="CCCCCC"/>
+              <w:bottom w:val="single" w:sz="1" w:space="0" w:color="CCCCCC"/>
+              <w:right w:val="single" w:sz="1" w:space="0" w:color="CCCCCC"/>
+            </w:tcBorders>
+            <w:shd w:val="clear" w:color="auto" w:fill="F0F4F8"/>
+            <w:tcMar>
+              <w:top w:w="80" w:type="dxa"/>
+              <w:left w:w="120" w:type="dxa"/>
+              <w:bottom w:w="80" w:type="dxa"/>
+              <w:right w:w="120" w:type="dxa"/>
+            </w:tcMar>
+          </w:tcPr>
+          <w:p>
+            <w:r>
+              <w:rPr>
+                <w:sz w:val="20"/>
+                <w:szCs w:val="20"/>
               </w:rPr>
               <w:t>11 May</w:t>
             </w:r>
@@ -2094,18 +1681,19 @@
               <w:bottom w:val="single" w:sz="1" w:space="0" w:color="CCCCCC"/>
               <w:right w:val="single" w:sz="1" w:space="0" w:color="CCCCCC"/>
             </w:tcBorders>
-            <w:shd w:val="clear" w:color="auto" w:fill="FFFFFF"/>
-            <w:tcMar>
-              <w:top w:w="80" w:type="dxa"/>
-              <w:left w:w="120" w:type="dxa"/>
-              <w:bottom w:w="80" w:type="dxa"/>
-              <w:right w:w="120" w:type="dxa"/>
-            </w:tcMar>
-          </w:tcPr>
-          <w:p>
-            <w:r>
-              <w:rPr>
-                <w:color w:val="1A1A1A"/>
+            <w:shd w:val="clear" w:color="auto" w:fill="F0F4F8"/>
+            <w:tcMar>
+              <w:top w:w="80" w:type="dxa"/>
+              <w:left w:w="120" w:type="dxa"/>
+              <w:bottom w:w="80" w:type="dxa"/>
+              <w:right w:w="120" w:type="dxa"/>
+            </w:tcMar>
+          </w:tcPr>
+          <w:p>
+            <w:r>
+              <w:rPr>
+                <w:sz w:val="20"/>
+                <w:szCs w:val="20"/>
               </w:rPr>
               <w:t>High</w:t>
             </w:r>
@@ -2121,7 +1709,7 @@
         </w:tblPrEx>
         <w:tc>
           <w:tcPr>
-            <w:tcW w:w="400" w:type="dxa"/>
+            <w:tcW w:w="500" w:type="dxa"/>
             <w:tcBorders>
               <w:top w:val="single" w:sz="1" w:space="0" w:color="CCCCCC"/>
               <w:left w:val="single" w:sz="1" w:space="0" w:color="CCCCCC"/>
@@ -2139,7 +1727,8 @@
           <w:p>
             <w:r>
               <w:rPr>
-                <w:color w:val="1A1A1A"/>
+                <w:sz w:val="20"/>
+                <w:szCs w:val="20"/>
               </w:rPr>
               <w:t>17</w:t>
             </w:r>
@@ -2147,7 +1736,7 @@
         </w:tc>
         <w:tc>
           <w:tcPr>
-            <w:tcW w:w="700" w:type="dxa"/>
+            <w:tcW w:w="1600" w:type="dxa"/>
             <w:tcBorders>
               <w:top w:val="single" w:sz="1" w:space="0" w:color="CCCCCC"/>
               <w:left w:val="single" w:sz="1" w:space="0" w:color="CCCCCC"/>
@@ -2165,7 +1754,8 @@
           <w:p>
             <w:r>
               <w:rPr>
-                <w:color w:val="1A1A1A"/>
+                <w:sz w:val="20"/>
+                <w:szCs w:val="20"/>
               </w:rPr>
               <w:t>Task 17</w:t>
             </w:r>
@@ -2173,7 +1763,7 @@
         </w:tc>
         <w:tc>
           <w:tcPr>
-            <w:tcW w:w="3500" w:type="dxa"/>
+            <w:tcW w:w="3000" w:type="dxa"/>
             <w:tcBorders>
               <w:top w:val="single" w:sz="1" w:space="0" w:color="CCCCCC"/>
               <w:left w:val="single" w:sz="1" w:space="0" w:color="CCCCCC"/>
@@ -2191,15 +1781,16 @@
           <w:p>
             <w:r>
               <w:rPr>
-                <w:color w:val="1A1A1A"/>
-              </w:rPr>
-              <w:t>Sprint 4 sponsor meeting with Prof. Yan — schedule after Task 6 (backend working); show live prototype</w:t>
-            </w:r>
-          </w:p>
-        </w:tc>
-        <w:tc>
-          <w:tcPr>
-            <w:tcW w:w="2200" w:type="dxa"/>
+                <w:sz w:val="20"/>
+                <w:szCs w:val="20"/>
+              </w:rPr>
+              <w:t xml:space="preserve">Sprint 4 supervisor meeting with Prof. Yan — schedule after Task 6 (backend working); show live prototype</w:t>
+            </w:r>
+          </w:p>
+        </w:tc>
+        <w:tc>
+          <w:tcPr>
+            <w:tcW w:w="1260" w:type="dxa"/>
             <w:tcBorders>
               <w:top w:val="single" w:sz="1" w:space="0" w:color="CCCCCC"/>
               <w:left w:val="single" w:sz="1" w:space="0" w:color="CCCCCC"/>
@@ -2217,7 +1808,8 @@
           <w:p>
             <w:r>
               <w:rPr>
-                <w:color w:val="1A1A1A"/>
+                <w:sz w:val="20"/>
+                <w:szCs w:val="20"/>
               </w:rPr>
               <w:t>Tung</w:t>
             </w:r>
@@ -2225,7 +1817,7 @@
         </w:tc>
         <w:tc>
           <w:tcPr>
-            <w:tcW w:w="1560" w:type="dxa"/>
+            <w:tcW w:w="1000" w:type="dxa"/>
             <w:tcBorders>
               <w:top w:val="single" w:sz="1" w:space="0" w:color="CCCCCC"/>
               <w:left w:val="single" w:sz="1" w:space="0" w:color="CCCCCC"/>
@@ -2243,7 +1835,8 @@
           <w:p>
             <w:r>
               <w:rPr>
-                <w:color w:val="1A1A1A"/>
+                <w:sz w:val="20"/>
+                <w:szCs w:val="20"/>
               </w:rPr>
               <w:t>12 May</w:t>
             </w:r>
@@ -2269,7 +1862,8 @@
           <w:p>
             <w:r>
               <w:rPr>
-                <w:color w:val="1A1A1A"/>
+                <w:sz w:val="20"/>
+                <w:szCs w:val="20"/>
               </w:rPr>
               <w:t>Medium</w:t>
             </w:r>
@@ -2279,19 +1873,21 @@
     </w:tbl>
     <w:p>
       <w:pPr>
-        <w:spacing w:before="260" w:after="80"/>
-      </w:pPr>
-      <w:r>
-        <w:rPr>
-          <w:b/>
-          <w:bCs/>
-          <w:color w:val="2E4A7A"/>
-          <w:sz w:val="26"/>
-          <w:szCs w:val="26"/>
-          <w:u w:val="single"/>
-        </w:rPr>
+        <w:spacing w:before="60" w:after="60"/>
+      </w:pPr>
+    </w:p>
+    <w:p>
+      <w:pPr>
+        <w:pStyle w:val="Heading1"/>
+      </w:pPr>
+      <w:r>
         <w:t>5. Key Decisions from Review</w:t>
       </w:r>
+    </w:p>
+    <w:p>
+      <w:pPr>
+        <w:spacing w:before="60" w:after="60"/>
+      </w:pPr>
     </w:p>
     <w:tbl>
       <w:tblPr>
@@ -2311,9 +1907,9 @@
         <w:tblLook w:val="04A0" w:firstRow="1" w:lastRow="0" w:firstColumn="1" w:lastColumn="0" w:noHBand="0" w:noVBand="1"/>
       </w:tblPr>
       <w:tblGrid>
-        <w:gridCol w:w="535"/>
-        <w:gridCol w:w="6459"/>
-        <w:gridCol w:w="2366"/>
+        <w:gridCol w:w="563"/>
+        <w:gridCol w:w="6948"/>
+        <w:gridCol w:w="1849"/>
       </w:tblGrid>
       <w:tr>
         <w:tblPrEx>
@@ -2327,20 +1923,21 @@
         </w:trPr>
         <w:tc>
           <w:tcPr>
-            <w:tcW w:w="400" w:type="dxa"/>
-            <w:tcBorders>
-              <w:top w:val="single" w:sz="1" w:space="0" w:color="2E4A7A"/>
-              <w:left w:val="single" w:sz="1" w:space="0" w:color="2E4A7A"/>
-              <w:bottom w:val="single" w:sz="1" w:space="0" w:color="2E4A7A"/>
-              <w:right w:val="single" w:sz="1" w:space="0" w:color="2E4A7A"/>
-            </w:tcBorders>
-            <w:shd w:val="clear" w:color="auto" w:fill="2E4A7A"/>
-            <w:tcMar>
-              <w:top w:w="80" w:type="dxa"/>
-              <w:left w:w="120" w:type="dxa"/>
-              <w:bottom w:w="80" w:type="dxa"/>
-              <w:right w:w="120" w:type="dxa"/>
-            </w:tcMar>
+            <w:tcW w:w="500" w:type="dxa"/>
+            <w:tcBorders>
+              <w:top w:val="single" w:sz="1" w:space="0" w:color="CCCCCC"/>
+              <w:left w:val="single" w:sz="1" w:space="0" w:color="CCCCCC"/>
+              <w:bottom w:val="single" w:sz="1" w:space="0" w:color="CCCCCC"/>
+              <w:right w:val="single" w:sz="1" w:space="0" w:color="CCCCCC"/>
+            </w:tcBorders>
+            <w:shd w:val="clear" w:color="auto" w:fill="2E4057"/>
+            <w:tcMar>
+              <w:top w:w="80" w:type="dxa"/>
+              <w:left w:w="120" w:type="dxa"/>
+              <w:bottom w:w="80" w:type="dxa"/>
+              <w:right w:w="120" w:type="dxa"/>
+            </w:tcMar>
+            <w:vAlign w:val="center"/>
           </w:tcPr>
           <w:p>
             <w:r>
@@ -2348,6 +1945,8 @@
                 <w:b/>
                 <w:bCs/>
                 <w:color w:val="FFFFFF"/>
+                <w:sz w:val="20"/>
+                <w:szCs w:val="20"/>
               </w:rPr>
               <w:t>No.</w:t>
             </w:r>
@@ -2355,20 +1954,21 @@
         </w:tc>
         <w:tc>
           <w:tcPr>
-            <w:tcW w:w="6560" w:type="dxa"/>
-            <w:tcBorders>
-              <w:top w:val="single" w:sz="1" w:space="0" w:color="2E4A7A"/>
-              <w:left w:val="single" w:sz="1" w:space="0" w:color="2E4A7A"/>
-              <w:bottom w:val="single" w:sz="1" w:space="0" w:color="2E4A7A"/>
-              <w:right w:val="single" w:sz="1" w:space="0" w:color="2E4A7A"/>
-            </w:tcBorders>
-            <w:shd w:val="clear" w:color="auto" w:fill="2E4A7A"/>
-            <w:tcMar>
-              <w:top w:w="80" w:type="dxa"/>
-              <w:left w:w="120" w:type="dxa"/>
-              <w:bottom w:w="80" w:type="dxa"/>
-              <w:right w:w="120" w:type="dxa"/>
-            </w:tcMar>
+            <w:tcW w:w="7000" w:type="dxa"/>
+            <w:tcBorders>
+              <w:top w:val="single" w:sz="1" w:space="0" w:color="CCCCCC"/>
+              <w:left w:val="single" w:sz="1" w:space="0" w:color="CCCCCC"/>
+              <w:bottom w:val="single" w:sz="1" w:space="0" w:color="CCCCCC"/>
+              <w:right w:val="single" w:sz="1" w:space="0" w:color="CCCCCC"/>
+            </w:tcBorders>
+            <w:shd w:val="clear" w:color="auto" w:fill="2E4057"/>
+            <w:tcMar>
+              <w:top w:w="80" w:type="dxa"/>
+              <w:left w:w="120" w:type="dxa"/>
+              <w:bottom w:w="80" w:type="dxa"/>
+              <w:right w:w="120" w:type="dxa"/>
+            </w:tcMar>
+            <w:vAlign w:val="center"/>
           </w:tcPr>
           <w:p>
             <w:r>
@@ -2376,6 +1976,8 @@
                 <w:b/>
                 <w:bCs/>
                 <w:color w:val="FFFFFF"/>
+                <w:sz w:val="20"/>
+                <w:szCs w:val="20"/>
               </w:rPr>
               <w:t>Decision</w:t>
             </w:r>
@@ -2383,20 +1985,21 @@
         </w:tc>
         <w:tc>
           <w:tcPr>
-            <w:tcW w:w="2400" w:type="dxa"/>
-            <w:tcBorders>
-              <w:top w:val="single" w:sz="1" w:space="0" w:color="2E4A7A"/>
-              <w:left w:val="single" w:sz="1" w:space="0" w:color="2E4A7A"/>
-              <w:bottom w:val="single" w:sz="1" w:space="0" w:color="2E4A7A"/>
-              <w:right w:val="single" w:sz="1" w:space="0" w:color="2E4A7A"/>
-            </w:tcBorders>
-            <w:shd w:val="clear" w:color="auto" w:fill="2E4A7A"/>
-            <w:tcMar>
-              <w:top w:w="80" w:type="dxa"/>
-              <w:left w:w="120" w:type="dxa"/>
-              <w:bottom w:w="80" w:type="dxa"/>
-              <w:right w:w="120" w:type="dxa"/>
-            </w:tcMar>
+            <w:tcW w:w="1860" w:type="dxa"/>
+            <w:tcBorders>
+              <w:top w:val="single" w:sz="1" w:space="0" w:color="CCCCCC"/>
+              <w:left w:val="single" w:sz="1" w:space="0" w:color="CCCCCC"/>
+              <w:bottom w:val="single" w:sz="1" w:space="0" w:color="CCCCCC"/>
+              <w:right w:val="single" w:sz="1" w:space="0" w:color="CCCCCC"/>
+            </w:tcBorders>
+            <w:shd w:val="clear" w:color="auto" w:fill="2E4057"/>
+            <w:tcMar>
+              <w:top w:w="80" w:type="dxa"/>
+              <w:left w:w="120" w:type="dxa"/>
+              <w:bottom w:w="80" w:type="dxa"/>
+              <w:right w:w="120" w:type="dxa"/>
+            </w:tcMar>
+            <w:vAlign w:val="center"/>
           </w:tcPr>
           <w:p>
             <w:r>
@@ -2404,6 +2007,8 @@
                 <w:b/>
                 <w:bCs/>
                 <w:color w:val="FFFFFF"/>
+                <w:sz w:val="20"/>
+                <w:szCs w:val="20"/>
               </w:rPr>
               <w:t>By</w:t>
             </w:r>
@@ -2419,7 +2024,7 @@
         </w:tblPrEx>
         <w:tc>
           <w:tcPr>
-            <w:tcW w:w="400" w:type="dxa"/>
+            <w:tcW w:w="500" w:type="dxa"/>
             <w:tcBorders>
               <w:top w:val="single" w:sz="1" w:space="0" w:color="CCCCCC"/>
               <w:left w:val="single" w:sz="1" w:space="0" w:color="CCCCCC"/>
@@ -2437,7 +2042,8 @@
           <w:p>
             <w:r>
               <w:rPr>
-                <w:color w:val="1A1A1A"/>
+                <w:sz w:val="20"/>
+                <w:szCs w:val="20"/>
               </w:rPr>
               <w:t>1</w:t>
             </w:r>
@@ -2445,7 +2051,7 @@
         </w:tc>
         <w:tc>
           <w:tcPr>
-            <w:tcW w:w="6560" w:type="dxa"/>
+            <w:tcW w:w="7000" w:type="dxa"/>
             <w:tcBorders>
               <w:top w:val="single" w:sz="1" w:space="0" w:color="CCCCCC"/>
               <w:left w:val="single" w:sz="1" w:space="0" w:color="CCCCCC"/>
@@ -2463,7 +2069,8 @@
           <w:p>
             <w:r>
               <w:rPr>
-                <w:color w:val="1A1A1A"/>
+                <w:sz w:val="20"/>
+                <w:szCs w:val="20"/>
               </w:rPr>
               <w:t>Free online materials acceptable as Sprint 3 test corpus</w:t>
             </w:r>
@@ -2471,7 +2078,7 @@
         </w:tc>
         <w:tc>
           <w:tcPr>
-            <w:tcW w:w="2400" w:type="dxa"/>
+            <w:tcW w:w="1860" w:type="dxa"/>
             <w:tcBorders>
               <w:top w:val="single" w:sz="1" w:space="0" w:color="CCCCCC"/>
               <w:left w:val="single" w:sz="1" w:space="0" w:color="CCCCCC"/>
@@ -2489,7 +2096,8 @@
           <w:p>
             <w:r>
               <w:rPr>
-                <w:color w:val="1A1A1A"/>
+                <w:sz w:val="20"/>
+                <w:szCs w:val="20"/>
               </w:rPr>
               <w:t>Prof. Jun Yan</w:t>
             </w:r>
@@ -2505,25 +2113,26 @@
         </w:tblPrEx>
         <w:tc>
           <w:tcPr>
-            <w:tcW w:w="400" w:type="dxa"/>
-            <w:tcBorders>
-              <w:top w:val="single" w:sz="1" w:space="0" w:color="CCCCCC"/>
-              <w:left w:val="single" w:sz="1" w:space="0" w:color="CCCCCC"/>
-              <w:bottom w:val="single" w:sz="1" w:space="0" w:color="CCCCCC"/>
-              <w:right w:val="single" w:sz="1" w:space="0" w:color="CCCCCC"/>
-            </w:tcBorders>
-            <w:shd w:val="clear" w:color="auto" w:fill="FFFFFF"/>
-            <w:tcMar>
-              <w:top w:w="80" w:type="dxa"/>
-              <w:left w:w="120" w:type="dxa"/>
-              <w:bottom w:w="80" w:type="dxa"/>
-              <w:right w:w="120" w:type="dxa"/>
-            </w:tcMar>
-          </w:tcPr>
-          <w:p>
-            <w:r>
-              <w:rPr>
-                <w:color w:val="1A1A1A"/>
+            <w:tcW w:w="500" w:type="dxa"/>
+            <w:tcBorders>
+              <w:top w:val="single" w:sz="1" w:space="0" w:color="CCCCCC"/>
+              <w:left w:val="single" w:sz="1" w:space="0" w:color="CCCCCC"/>
+              <w:bottom w:val="single" w:sz="1" w:space="0" w:color="CCCCCC"/>
+              <w:right w:val="single" w:sz="1" w:space="0" w:color="CCCCCC"/>
+            </w:tcBorders>
+            <w:shd w:val="clear" w:color="auto" w:fill="F0F4F8"/>
+            <w:tcMar>
+              <w:top w:w="80" w:type="dxa"/>
+              <w:left w:w="120" w:type="dxa"/>
+              <w:bottom w:w="80" w:type="dxa"/>
+              <w:right w:w="120" w:type="dxa"/>
+            </w:tcMar>
+          </w:tcPr>
+          <w:p>
+            <w:r>
+              <w:rPr>
+                <w:sz w:val="20"/>
+                <w:szCs w:val="20"/>
               </w:rPr>
               <w:t>2</w:t>
             </w:r>
@@ -2531,25 +2140,26 @@
         </w:tc>
         <w:tc>
           <w:tcPr>
-            <w:tcW w:w="6560" w:type="dxa"/>
-            <w:tcBorders>
-              <w:top w:val="single" w:sz="1" w:space="0" w:color="CCCCCC"/>
-              <w:left w:val="single" w:sz="1" w:space="0" w:color="CCCCCC"/>
-              <w:bottom w:val="single" w:sz="1" w:space="0" w:color="CCCCCC"/>
-              <w:right w:val="single" w:sz="1" w:space="0" w:color="CCCCCC"/>
-            </w:tcBorders>
-            <w:shd w:val="clear" w:color="auto" w:fill="FFFFFF"/>
-            <w:tcMar>
-              <w:top w:w="80" w:type="dxa"/>
-              <w:left w:w="120" w:type="dxa"/>
-              <w:bottom w:w="80" w:type="dxa"/>
-              <w:right w:w="120" w:type="dxa"/>
-            </w:tcMar>
-          </w:tcPr>
-          <w:p>
-            <w:r>
-              <w:rPr>
-                <w:color w:val="1A1A1A"/>
+            <w:tcW w:w="7000" w:type="dxa"/>
+            <w:tcBorders>
+              <w:top w:val="single" w:sz="1" w:space="0" w:color="CCCCCC"/>
+              <w:left w:val="single" w:sz="1" w:space="0" w:color="CCCCCC"/>
+              <w:bottom w:val="single" w:sz="1" w:space="0" w:color="CCCCCC"/>
+              <w:right w:val="single" w:sz="1" w:space="0" w:color="CCCCCC"/>
+            </w:tcBorders>
+            <w:shd w:val="clear" w:color="auto" w:fill="F0F4F8"/>
+            <w:tcMar>
+              <w:top w:w="80" w:type="dxa"/>
+              <w:left w:w="120" w:type="dxa"/>
+              <w:bottom w:w="80" w:type="dxa"/>
+              <w:right w:w="120" w:type="dxa"/>
+            </w:tcMar>
+          </w:tcPr>
+          <w:p>
+            <w:r>
+              <w:rPr>
+                <w:sz w:val="20"/>
+                <w:szCs w:val="20"/>
               </w:rPr>
               <w:t>Team to verify Assessment 2 page/length expectations with Dr. John</w:t>
             </w:r>
@@ -2557,25 +2167,26 @@
         </w:tc>
         <w:tc>
           <w:tcPr>
-            <w:tcW w:w="2400" w:type="dxa"/>
-            <w:tcBorders>
-              <w:top w:val="single" w:sz="1" w:space="0" w:color="CCCCCC"/>
-              <w:left w:val="single" w:sz="1" w:space="0" w:color="CCCCCC"/>
-              <w:bottom w:val="single" w:sz="1" w:space="0" w:color="CCCCCC"/>
-              <w:right w:val="single" w:sz="1" w:space="0" w:color="CCCCCC"/>
-            </w:tcBorders>
-            <w:shd w:val="clear" w:color="auto" w:fill="FFFFFF"/>
-            <w:tcMar>
-              <w:top w:w="80" w:type="dxa"/>
-              <w:left w:w="120" w:type="dxa"/>
-              <w:bottom w:w="80" w:type="dxa"/>
-              <w:right w:w="120" w:type="dxa"/>
-            </w:tcMar>
-          </w:tcPr>
-          <w:p>
-            <w:r>
-              <w:rPr>
-                <w:color w:val="1A1A1A"/>
+            <w:tcW w:w="1860" w:type="dxa"/>
+            <w:tcBorders>
+              <w:top w:val="single" w:sz="1" w:space="0" w:color="CCCCCC"/>
+              <w:left w:val="single" w:sz="1" w:space="0" w:color="CCCCCC"/>
+              <w:bottom w:val="single" w:sz="1" w:space="0" w:color="CCCCCC"/>
+              <w:right w:val="single" w:sz="1" w:space="0" w:color="CCCCCC"/>
+            </w:tcBorders>
+            <w:shd w:val="clear" w:color="auto" w:fill="F0F4F8"/>
+            <w:tcMar>
+              <w:top w:w="80" w:type="dxa"/>
+              <w:left w:w="120" w:type="dxa"/>
+              <w:bottom w:w="80" w:type="dxa"/>
+              <w:right w:w="120" w:type="dxa"/>
+            </w:tcMar>
+          </w:tcPr>
+          <w:p>
+            <w:r>
+              <w:rPr>
+                <w:sz w:val="20"/>
+                <w:szCs w:val="20"/>
               </w:rPr>
               <w:t>Prof. Jun Yan</w:t>
             </w:r>
@@ -2591,7 +2202,7 @@
         </w:tblPrEx>
         <w:tc>
           <w:tcPr>
-            <w:tcW w:w="400" w:type="dxa"/>
+            <w:tcW w:w="500" w:type="dxa"/>
             <w:tcBorders>
               <w:top w:val="single" w:sz="1" w:space="0" w:color="CCCCCC"/>
               <w:left w:val="single" w:sz="1" w:space="0" w:color="CCCCCC"/>
@@ -2609,7 +2220,8 @@
           <w:p>
             <w:r>
               <w:rPr>
-                <w:color w:val="1A1A1A"/>
+                <w:sz w:val="20"/>
+                <w:szCs w:val="20"/>
               </w:rPr>
               <w:t>3</w:t>
             </w:r>
@@ -2617,7 +2229,7 @@
         </w:tc>
         <w:tc>
           <w:tcPr>
-            <w:tcW w:w="6560" w:type="dxa"/>
+            <w:tcW w:w="7000" w:type="dxa"/>
             <w:tcBorders>
               <w:top w:val="single" w:sz="1" w:space="0" w:color="CCCCCC"/>
               <w:left w:val="single" w:sz="1" w:space="0" w:color="CCCCCC"/>
@@ -2635,7 +2247,8 @@
           <w:p>
             <w:r>
               <w:rPr>
-                <w:color w:val="1A1A1A"/>
+                <w:sz w:val="20"/>
+                <w:szCs w:val="20"/>
               </w:rPr>
               <w:t>Scope expansion (personalisation, diverse materials, varied output) recommended for Sprints 5–8</w:t>
             </w:r>
@@ -2643,7 +2256,7 @@
         </w:tc>
         <w:tc>
           <w:tcPr>
-            <w:tcW w:w="2400" w:type="dxa"/>
+            <w:tcW w:w="1860" w:type="dxa"/>
             <w:tcBorders>
               <w:top w:val="single" w:sz="1" w:space="0" w:color="CCCCCC"/>
               <w:left w:val="single" w:sz="1" w:space="0" w:color="CCCCCC"/>
@@ -2661,7 +2274,8 @@
           <w:p>
             <w:r>
               <w:rPr>
-                <w:color w:val="1A1A1A"/>
+                <w:sz w:val="20"/>
+                <w:szCs w:val="20"/>
               </w:rPr>
               <w:t>Prof. Jun Yan</w:t>
             </w:r>
@@ -2677,25 +2291,26 @@
         </w:tblPrEx>
         <w:tc>
           <w:tcPr>
-            <w:tcW w:w="400" w:type="dxa"/>
-            <w:tcBorders>
-              <w:top w:val="single" w:sz="1" w:space="0" w:color="CCCCCC"/>
-              <w:left w:val="single" w:sz="1" w:space="0" w:color="CCCCCC"/>
-              <w:bottom w:val="single" w:sz="1" w:space="0" w:color="CCCCCC"/>
-              <w:right w:val="single" w:sz="1" w:space="0" w:color="CCCCCC"/>
-            </w:tcBorders>
-            <w:shd w:val="clear" w:color="auto" w:fill="FFFFFF"/>
-            <w:tcMar>
-              <w:top w:w="80" w:type="dxa"/>
-              <w:left w:w="120" w:type="dxa"/>
-              <w:bottom w:w="80" w:type="dxa"/>
-              <w:right w:w="120" w:type="dxa"/>
-            </w:tcMar>
-          </w:tcPr>
-          <w:p>
-            <w:r>
-              <w:rPr>
-                <w:color w:val="1A1A1A"/>
+            <w:tcW w:w="500" w:type="dxa"/>
+            <w:tcBorders>
+              <w:top w:val="single" w:sz="1" w:space="0" w:color="CCCCCC"/>
+              <w:left w:val="single" w:sz="1" w:space="0" w:color="CCCCCC"/>
+              <w:bottom w:val="single" w:sz="1" w:space="0" w:color="CCCCCC"/>
+              <w:right w:val="single" w:sz="1" w:space="0" w:color="CCCCCC"/>
+            </w:tcBorders>
+            <w:shd w:val="clear" w:color="auto" w:fill="F0F4F8"/>
+            <w:tcMar>
+              <w:top w:w="80" w:type="dxa"/>
+              <w:left w:w="120" w:type="dxa"/>
+              <w:bottom w:w="80" w:type="dxa"/>
+              <w:right w:w="120" w:type="dxa"/>
+            </w:tcMar>
+          </w:tcPr>
+          <w:p>
+            <w:r>
+              <w:rPr>
+                <w:sz w:val="20"/>
+                <w:szCs w:val="20"/>
               </w:rPr>
               <w:t>4</w:t>
             </w:r>
@@ -2703,69 +2318,53 @@
         </w:tc>
         <w:tc>
           <w:tcPr>
-            <w:tcW w:w="6560" w:type="dxa"/>
-            <w:tcBorders>
-              <w:top w:val="single" w:sz="1" w:space="0" w:color="CCCCCC"/>
-              <w:left w:val="single" w:sz="1" w:space="0" w:color="CCCCCC"/>
-              <w:bottom w:val="single" w:sz="1" w:space="0" w:color="CCCCCC"/>
-              <w:right w:val="single" w:sz="1" w:space="0" w:color="CCCCCC"/>
-            </w:tcBorders>
-            <w:shd w:val="clear" w:color="auto" w:fill="FFFFFF"/>
-            <w:tcMar>
-              <w:top w:w="80" w:type="dxa"/>
-              <w:left w:w="120" w:type="dxa"/>
-              <w:bottom w:w="80" w:type="dxa"/>
-              <w:right w:w="120" w:type="dxa"/>
-            </w:tcMar>
-          </w:tcPr>
-          <w:p>
-            <w:r>
-              <w:rPr>
-                <w:color w:val="1A1A1A"/>
-              </w:rPr>
-              <w:t>Next sponsor meeting: Wednesday ~</w:t>
-            </w:r>
-            <w:r>
-              <w:rPr>
-                <w:color w:val="1A1A1A"/>
-              </w:rPr>
-              <w:t>13</w:t>
-            </w:r>
-            <w:r>
-              <w:rPr>
-                <w:color w:val="1A1A1A"/>
-              </w:rPr>
-              <w:t xml:space="preserve"> May 2026 at </w:t>
-            </w:r>
-            <w:r>
-              <w:rPr>
-                <w:color w:val="1A1A1A"/>
-              </w:rPr>
-              <w:t>9:30 AM</w:t>
-            </w:r>
-          </w:p>
-        </w:tc>
-        <w:tc>
-          <w:tcPr>
-            <w:tcW w:w="2400" w:type="dxa"/>
-            <w:tcBorders>
-              <w:top w:val="single" w:sz="1" w:space="0" w:color="CCCCCC"/>
-              <w:left w:val="single" w:sz="1" w:space="0" w:color="CCCCCC"/>
-              <w:bottom w:val="single" w:sz="1" w:space="0" w:color="CCCCCC"/>
-              <w:right w:val="single" w:sz="1" w:space="0" w:color="CCCCCC"/>
-            </w:tcBorders>
-            <w:shd w:val="clear" w:color="auto" w:fill="FFFFFF"/>
-            <w:tcMar>
-              <w:top w:w="80" w:type="dxa"/>
-              <w:left w:w="120" w:type="dxa"/>
-              <w:bottom w:w="80" w:type="dxa"/>
-              <w:right w:w="120" w:type="dxa"/>
-            </w:tcMar>
-          </w:tcPr>
-          <w:p>
-            <w:r>
-              <w:rPr>
-                <w:color w:val="1A1A1A"/>
+            <w:tcW w:w="7000" w:type="dxa"/>
+            <w:tcBorders>
+              <w:top w:val="single" w:sz="1" w:space="0" w:color="CCCCCC"/>
+              <w:left w:val="single" w:sz="1" w:space="0" w:color="CCCCCC"/>
+              <w:bottom w:val="single" w:sz="1" w:space="0" w:color="CCCCCC"/>
+              <w:right w:val="single" w:sz="1" w:space="0" w:color="CCCCCC"/>
+            </w:tcBorders>
+            <w:shd w:val="clear" w:color="auto" w:fill="F0F4F8"/>
+            <w:tcMar>
+              <w:top w:w="80" w:type="dxa"/>
+              <w:left w:w="120" w:type="dxa"/>
+              <w:bottom w:w="80" w:type="dxa"/>
+              <w:right w:w="120" w:type="dxa"/>
+            </w:tcMar>
+          </w:tcPr>
+          <w:p>
+            <w:r>
+              <w:rPr>
+                <w:sz w:val="20"/>
+                <w:szCs w:val="20"/>
+              </w:rPr>
+              <w:t xml:space="preserve">Next supervisor meeting: Wednesday ~6 May 2026 at 13:00</w:t>
+            </w:r>
+          </w:p>
+        </w:tc>
+        <w:tc>
+          <w:tcPr>
+            <w:tcW w:w="1860" w:type="dxa"/>
+            <w:tcBorders>
+              <w:top w:val="single" w:sz="1" w:space="0" w:color="CCCCCC"/>
+              <w:left w:val="single" w:sz="1" w:space="0" w:color="CCCCCC"/>
+              <w:bottom w:val="single" w:sz="1" w:space="0" w:color="CCCCCC"/>
+              <w:right w:val="single" w:sz="1" w:space="0" w:color="CCCCCC"/>
+            </w:tcBorders>
+            <w:shd w:val="clear" w:color="auto" w:fill="F0F4F8"/>
+            <w:tcMar>
+              <w:top w:w="80" w:type="dxa"/>
+              <w:left w:w="120" w:type="dxa"/>
+              <w:bottom w:w="80" w:type="dxa"/>
+              <w:right w:w="120" w:type="dxa"/>
+            </w:tcMar>
+          </w:tcPr>
+          <w:p>
+            <w:r>
+              <w:rPr>
+                <w:sz w:val="20"/>
+                <w:szCs w:val="20"/>
               </w:rPr>
               <w:t>Prof. Jun Yan + Team</w:t>
             </w:r>
@@ -2775,53 +2374,32 @@
     </w:tbl>
     <w:p>
       <w:pPr>
-        <w:pBdr>
-          <w:bottom w:val="single" w:sz="4" w:space="1" w:color="CCCCCC"/>
-        </w:pBdr>
-        <w:spacing w:before="100" w:after="100"/>
-      </w:pPr>
-    </w:p>
-    <w:p>
-      <w:pPr>
-        <w:spacing w:before="200"/>
-        <w:jc w:val="right"/>
+        <w:spacing w:before="60" w:after="60"/>
+      </w:pPr>
+    </w:p>
+    <w:p>
+      <w:pPr>
+        <w:spacing w:before="60" w:after="60"/>
+      </w:pPr>
+    </w:p>
+    <w:p>
+      <w:pPr>
+        <w:spacing w:before="200" w:after="60"/>
       </w:pPr>
       <w:r>
         <w:rPr>
           <w:i/>
           <w:iCs/>
-          <w:color w:val="888888"/>
+          <w:color w:val="555555"/>
           <w:sz w:val="18"/>
           <w:szCs w:val="18"/>
         </w:rPr>
-        <w:t xml:space="preserve">Document prepared by: Tung Phuong Anh </w:t>
-      </w:r>
-      <w:proofErr w:type="gramStart"/>
-      <w:r>
-        <w:rPr>
-          <w:i/>
-          <w:iCs/>
-          <w:color w:val="888888"/>
-          <w:sz w:val="18"/>
-          <w:szCs w:val="18"/>
-        </w:rPr>
-        <w:t>Huynh  |</w:t>
-      </w:r>
-      <w:proofErr w:type="gramEnd"/>
-      <w:r>
-        <w:rPr>
-          <w:i/>
-          <w:iCs/>
-          <w:color w:val="888888"/>
-          <w:sz w:val="18"/>
-          <w:szCs w:val="18"/>
-        </w:rPr>
-        <w:t xml:space="preserve">  CSIT321 Project 37, Group 19</w:t>
+        <w:t>Document prepared by: Tung Phuong Anh Huynh  |  CSIT321 Project 37, Group 19</w:t>
       </w:r>
     </w:p>
     <w:sectPr>
       <w:pgSz w:w="12240" w:h="15840"/>
-      <w:pgMar w:top="1440" w:right="1440" w:bottom="1440" w:left="1440" w:header="708" w:footer="708" w:gutter="0"/>
+      <w:pgMar w:top="1080" w:right="1080" w:bottom="1080" w:left="1080" w:header="708" w:footer="708" w:gutter="0"/>
       <w:cols w:space="720"/>
       <w:docGrid w:linePitch="360"/>
     </w:sectPr>
@@ -2832,10 +2410,10 @@
 <file path=word/numbering.xml><?xml version="1.0" encoding="utf-8"?>
 <w:numbering xmlns:wpc="http://schemas.microsoft.com/office/word/2010/wordprocessingCanvas" xmlns:cx="http://schemas.microsoft.com/office/drawing/2014/chartex" xmlns:cx1="http://schemas.microsoft.com/office/drawing/2015/9/8/chartex" xmlns:cx2="http://schemas.microsoft.com/office/drawing/2015/10/21/chartex" xmlns:cx3="http://schemas.microsoft.com/office/drawing/2016/5/9/chartex" xmlns:cx4="http://schemas.microsoft.com/office/drawing/2016/5/10/chartex" xmlns:cx5="http://schemas.microsoft.com/office/drawing/2016/5/11/chartex" xmlns:cx6="http://schemas.microsoft.com/office/drawing/2016/5/12/chartex" xmlns:cx7="http://schemas.microsoft.com/office/drawing/2016/5/13/chartex" xmlns:cx8="http://schemas.microsoft.com/office/drawing/2016/5/14/chartex" xmlns:mc="http://schemas.openxmlformats.org/markup-compatibility/2006" xmlns:aink="http://schemas.microsoft.com/office/drawing/2016/ink" xmlns:am3d="http://schemas.microsoft.com/office/drawing/2017/model3d" xmlns:o="urn:schemas-microsoft-com:office:office" xmlns:oel="http://schemas.microsoft.com/office/2019/extlst" xmlns:r="http://schemas.openxmlformats.org/officeDocument/2006/relationships" xmlns:m="http://schemas.openxmlformats.org/officeDocument/2006/math" xmlns:v="urn:schemas-microsoft-com:vml" xmlns:wp14="http://schemas.microsoft.com/office/word/2010/wordprocessingDrawing" xmlns:wp="http://schemas.openxmlformats.org/drawingml/2006/wordprocessingDrawing" xmlns:w10="urn:schemas-microsoft-com:office:word" xmlns:w="http://schemas.openxmlformats.org/wordprocessingml/2006/main" xmlns:w14="http://schemas.microsoft.com/office/word/2010/wordml" xmlns:w15="http://schemas.microsoft.com/office/word/2012/wordml" xmlns:w16cex="http://schemas.microsoft.com/office/word/2018/wordml/cex" xmlns:w16cid="http://schemas.microsoft.com/office/word/2016/wordml/cid" xmlns:w16="http://schemas.microsoft.com/office/word/2018/wordml" xmlns:w16du="http://schemas.microsoft.com/office/word/2023/wordml/word16du" xmlns:w16sdtdh="http://schemas.microsoft.com/office/word/2020/wordml/sdtdatahash" xmlns:w16sdtfl="http://schemas.microsoft.com/office/word/2024/wordml/sdtformatlock" xmlns:w16se="http://schemas.microsoft.com/office/word/2015/wordml/symex" xmlns:wpg="http://schemas.microsoft.com/office/word/2010/wordprocessingGroup" xmlns:wpi="http://schemas.microsoft.com/office/word/2010/wordprocessingInk" xmlns:wne="http://schemas.microsoft.com/office/word/2006/wordml" xmlns:wps="http://schemas.microsoft.com/office/word/2010/wordprocessingShape" mc:Ignorable="w14 w15 w16se w16cid w16 w16cex w16sdtdh w16sdtfl w16du wp14">
   <w:abstractNum w:abstractNumId="0" w15:restartNumberingAfterBreak="0">
-    <w:nsid w:val="011F3F69"/>
+    <w:nsid w:val="1174535A"/>
     <w:multiLevelType w:val="hybridMultilevel"/>
-    <w:tmpl w:val="9E06CC2A"/>
-    <w:lvl w:ilvl="0" w:tplc="007039F6">
+    <w:tmpl w:val="FA7892AC"/>
+    <w:lvl w:ilvl="0" w:tplc="386857D8">
       <w:start w:val="1"/>
       <w:numFmt w:val="bullet"/>
       <w:lvlText w:val="•"/>
@@ -2844,106 +2422,52 @@
         <w:ind w:left="720" w:hanging="360"/>
       </w:pPr>
     </w:lvl>
-    <w:lvl w:ilvl="1" w:tplc="EBB0424A">
+    <w:lvl w:ilvl="1" w:tplc="91224432">
       <w:numFmt w:val="decimal"/>
       <w:lvlText w:val=""/>
       <w:lvlJc w:val="left"/>
     </w:lvl>
-    <w:lvl w:ilvl="2" w:tplc="9EC677BC">
+    <w:lvl w:ilvl="2" w:tplc="B4BE61C2">
       <w:numFmt w:val="decimal"/>
       <w:lvlText w:val=""/>
       <w:lvlJc w:val="left"/>
     </w:lvl>
-    <w:lvl w:ilvl="3" w:tplc="EC7009FE">
+    <w:lvl w:ilvl="3" w:tplc="D81AF28E">
       <w:numFmt w:val="decimal"/>
       <w:lvlText w:val=""/>
       <w:lvlJc w:val="left"/>
     </w:lvl>
-    <w:lvl w:ilvl="4" w:tplc="99AE2CFC">
+    <w:lvl w:ilvl="4" w:tplc="DD98B9E2">
       <w:numFmt w:val="decimal"/>
       <w:lvlText w:val=""/>
       <w:lvlJc w:val="left"/>
     </w:lvl>
-    <w:lvl w:ilvl="5" w:tplc="1F821C7A">
+    <w:lvl w:ilvl="5" w:tplc="85F816B8">
       <w:numFmt w:val="decimal"/>
       <w:lvlText w:val=""/>
       <w:lvlJc w:val="left"/>
     </w:lvl>
-    <w:lvl w:ilvl="6" w:tplc="D6AAC272">
+    <w:lvl w:ilvl="6" w:tplc="1688C67A">
       <w:numFmt w:val="decimal"/>
       <w:lvlText w:val=""/>
       <w:lvlJc w:val="left"/>
     </w:lvl>
-    <w:lvl w:ilvl="7" w:tplc="0A722DB0">
+    <w:lvl w:ilvl="7" w:tplc="BCBC060C">
       <w:numFmt w:val="decimal"/>
       <w:lvlText w:val=""/>
       <w:lvlJc w:val="left"/>
     </w:lvl>
-    <w:lvl w:ilvl="8" w:tplc="25B4D4DA">
+    <w:lvl w:ilvl="8" w:tplc="4FDC0E4A">
       <w:numFmt w:val="decimal"/>
       <w:lvlText w:val=""/>
       <w:lvlJc w:val="left"/>
     </w:lvl>
   </w:abstractNum>
   <w:abstractNum w:abstractNumId="1" w15:restartNumberingAfterBreak="0">
-    <w:nsid w:val="50D07352"/>
+    <w:nsid w:val="44855AFF"/>
     <w:multiLevelType w:val="hybridMultilevel"/>
-    <w:tmpl w:val="BF546E42"/>
-    <w:lvl w:ilvl="0" w:tplc="7D54658A">
-      <w:start w:val="1"/>
-      <w:numFmt w:val="decimal"/>
-      <w:lvlText w:val="%1."/>
-      <w:lvlJc w:val="left"/>
-      <w:pPr>
-        <w:ind w:left="720" w:hanging="360"/>
-      </w:pPr>
-    </w:lvl>
-    <w:lvl w:ilvl="1" w:tplc="FC20F0E8">
-      <w:numFmt w:val="decimal"/>
-      <w:lvlText w:val=""/>
-      <w:lvlJc w:val="left"/>
-    </w:lvl>
-    <w:lvl w:ilvl="2" w:tplc="BC045AF6">
-      <w:numFmt w:val="decimal"/>
-      <w:lvlText w:val=""/>
-      <w:lvlJc w:val="left"/>
-    </w:lvl>
-    <w:lvl w:ilvl="3" w:tplc="E4C4EE12">
-      <w:numFmt w:val="decimal"/>
-      <w:lvlText w:val=""/>
-      <w:lvlJc w:val="left"/>
-    </w:lvl>
-    <w:lvl w:ilvl="4" w:tplc="F176E4B8">
-      <w:numFmt w:val="decimal"/>
-      <w:lvlText w:val=""/>
-      <w:lvlJc w:val="left"/>
-    </w:lvl>
-    <w:lvl w:ilvl="5" w:tplc="1BA88604">
-      <w:numFmt w:val="decimal"/>
-      <w:lvlText w:val=""/>
-      <w:lvlJc w:val="left"/>
-    </w:lvl>
-    <w:lvl w:ilvl="6" w:tplc="CEB813F4">
-      <w:numFmt w:val="decimal"/>
-      <w:lvlText w:val=""/>
-      <w:lvlJc w:val="left"/>
-    </w:lvl>
-    <w:lvl w:ilvl="7" w:tplc="F9B64B20">
-      <w:numFmt w:val="decimal"/>
-      <w:lvlText w:val=""/>
-      <w:lvlJc w:val="left"/>
-    </w:lvl>
-    <w:lvl w:ilvl="8" w:tplc="97F0604A">
-      <w:numFmt w:val="decimal"/>
-      <w:lvlText w:val=""/>
-      <w:lvlJc w:val="left"/>
-    </w:lvl>
-  </w:abstractNum>
-  <w:abstractNum w:abstractNumId="2" w15:restartNumberingAfterBreak="0">
-    <w:nsid w:val="75034C73"/>
-    <w:multiLevelType w:val="hybridMultilevel"/>
-    <w:tmpl w:val="240A13A2"/>
-    <w:lvl w:ilvl="0" w:tplc="941EAFD2">
+    <w:tmpl w:val="E9E6BA64"/>
+    <w:lvl w:ilvl="0" w:tplc="16B0E082">
       <w:start w:val="1"/>
       <w:numFmt w:val="bullet"/>
       <w:lvlText w:val="●"/>
@@ -2952,7 +2476,7 @@
         <w:ind w:left="720" w:hanging="360"/>
       </w:pPr>
     </w:lvl>
-    <w:lvl w:ilvl="1" w:tplc="9730B580">
+    <w:lvl w:ilvl="1" w:tplc="7BCCDAFA">
       <w:start w:val="1"/>
       <w:numFmt w:val="bullet"/>
       <w:lvlText w:val="○"/>
@@ -2961,7 +2485,7 @@
         <w:ind w:left="1440" w:hanging="360"/>
       </w:pPr>
     </w:lvl>
-    <w:lvl w:ilvl="2" w:tplc="90B4D09C">
+    <w:lvl w:ilvl="2" w:tplc="6586653E">
       <w:start w:val="1"/>
       <w:numFmt w:val="bullet"/>
       <w:lvlText w:val="■"/>
@@ -2970,7 +2494,7 @@
         <w:ind w:left="2160" w:hanging="360"/>
       </w:pPr>
     </w:lvl>
-    <w:lvl w:ilvl="3" w:tplc="7C8EED50">
+    <w:lvl w:ilvl="3" w:tplc="538A629E">
       <w:start w:val="1"/>
       <w:numFmt w:val="bullet"/>
       <w:lvlText w:val="●"/>
@@ -2979,7 +2503,7 @@
         <w:ind w:left="2880" w:hanging="360"/>
       </w:pPr>
     </w:lvl>
-    <w:lvl w:ilvl="4" w:tplc="CE0C3282">
+    <w:lvl w:ilvl="4" w:tplc="DB946516">
       <w:start w:val="1"/>
       <w:numFmt w:val="bullet"/>
       <w:lvlText w:val="○"/>
@@ -2988,7 +2512,7 @@
         <w:ind w:left="3600" w:hanging="360"/>
       </w:pPr>
     </w:lvl>
-    <w:lvl w:ilvl="5" w:tplc="FB30E8EE">
+    <w:lvl w:ilvl="5" w:tplc="58227E54">
       <w:start w:val="1"/>
       <w:numFmt w:val="bullet"/>
       <w:lvlText w:val="■"/>
@@ -2997,7 +2521,7 @@
         <w:ind w:left="4320" w:hanging="360"/>
       </w:pPr>
     </w:lvl>
-    <w:lvl w:ilvl="6" w:tplc="B0C4CE60">
+    <w:lvl w:ilvl="6" w:tplc="D8946970">
       <w:start w:val="1"/>
       <w:numFmt w:val="bullet"/>
       <w:lvlText w:val="●"/>
@@ -3006,7 +2530,7 @@
         <w:ind w:left="5040" w:hanging="360"/>
       </w:pPr>
     </w:lvl>
-    <w:lvl w:ilvl="7" w:tplc="CC56843E">
+    <w:lvl w:ilvl="7" w:tplc="8E6C6134">
       <w:start w:val="1"/>
       <w:numFmt w:val="bullet"/>
       <w:lvlText w:val="●"/>
@@ -3015,7 +2539,7 @@
         <w:ind w:left="5760" w:hanging="360"/>
       </w:pPr>
     </w:lvl>
-    <w:lvl w:ilvl="8" w:tplc="A044EADE">
+    <w:lvl w:ilvl="8" w:tplc="9AE83106">
       <w:start w:val="1"/>
       <w:numFmt w:val="bullet"/>
       <w:lvlText w:val="●"/>
@@ -3025,13 +2549,13 @@
       </w:pPr>
     </w:lvl>
   </w:abstractNum>
-  <w:num w:numId="1" w16cid:durableId="1118793548">
-    <w:abstractNumId w:val="2"/>
+  <w:num w:numId="1" w16cid:durableId="1060323883">
+    <w:abstractNumId w:val="1"/>
     <w:lvlOverride w:ilvl="0">
       <w:startOverride w:val="1"/>
     </w:lvlOverride>
   </w:num>
-  <w:num w:numId="2" w16cid:durableId="1409495914">
+  <w:num w:numId="2" w16cid:durableId="768357725">
     <w:abstractNumId w:val="0"/>
     <w:lvlOverride w:ilvl="0">
       <w:startOverride w:val="1"/>
@@ -3045,7 +2569,9 @@
   <w:docDefaults>
     <w:rPrDefault>
       <w:rPr>
-        <w:rFonts w:ascii="Times New Roman" w:eastAsia="Times New Roman" w:hAnsi="Times New Roman" w:cs="Times New Roman"/>
+        <w:rFonts w:ascii="Arial" w:eastAsia="Arial" w:hAnsi="Arial" w:cs="Arial"/>
+        <w:sz w:val="22"/>
+        <w:szCs w:val="22"/>
         <w:lang w:val="en-AU" w:eastAsia="en-AU" w:bidi="ar-SA"/>
       </w:rPr>
     </w:rPrDefault>
@@ -3438,27 +2964,32 @@
     <w:uiPriority w:val="9"/>
     <w:qFormat/>
     <w:pPr>
+      <w:spacing w:before="300" w:after="120"/>
       <w:outlineLvl w:val="0"/>
     </w:pPr>
     <w:rPr>
-      <w:color w:val="2E74B5"/>
-      <w:sz w:val="32"/>
-      <w:szCs w:val="32"/>
+      <w:b/>
+      <w:bCs/>
+      <w:color w:val="2E4057"/>
+      <w:sz w:val="28"/>
+      <w:szCs w:val="28"/>
     </w:rPr>
   </w:style>
   <w:style w:type="paragraph" w:styleId="Heading2">
     <w:name w:val="heading 2"/>
     <w:uiPriority w:val="9"/>
-    <w:semiHidden/>
     <w:unhideWhenUsed/>
     <w:qFormat/>
     <w:pPr>
+      <w:spacing w:before="200" w:after="80"/>
       <w:outlineLvl w:val="1"/>
     </w:pPr>
     <w:rPr>
-      <w:color w:val="2E74B5"/>
-      <w:sz w:val="26"/>
-      <w:szCs w:val="26"/>
+      <w:b/>
+      <w:bCs/>
+      <w:color w:val="3A5A8A"/>
+      <w:sz w:val="24"/>
+      <w:szCs w:val="24"/>
     </w:rPr>
   </w:style>
   <w:style w:type="paragraph" w:styleId="Heading3">
@@ -3589,6 +3120,10 @@
     <w:uiPriority w:val="99"/>
     <w:semiHidden/>
     <w:unhideWhenUsed/>
+    <w:rPr>
+      <w:sz w:val="20"/>
+      <w:szCs w:val="20"/>
+    </w:rPr>
   </w:style>
   <w:style w:type="character" w:customStyle="1" w:styleId="FootnoteTextChar">
     <w:name w:val="Footnote Text Char"/>
@@ -3616,6 +3151,10 @@
     <w:uiPriority w:val="99"/>
     <w:semiHidden/>
     <w:unhideWhenUsed/>
+    <w:rPr>
+      <w:sz w:val="20"/>
+      <w:szCs w:val="20"/>
+    </w:rPr>
   </w:style>
   <w:style w:type="character" w:customStyle="1" w:styleId="EndnoteTextChar">
     <w:name w:val="Endnote Text Char"/>

--- a/docs/meetings/sprint3_supervisor_review.docx
+++ b/docs/meetings/sprint3_supervisor_review.docx
@@ -46,7 +46,7 @@
           <w:sz w:val="20"/>
           <w:szCs w:val="20"/>
         </w:rPr>
-        <w:t>CSIT321 — Project 37 | Group 19 | University of Wollongong | 29 April 2026</w:t>
+        <w:t>CSIT321 — Project 37 | Group 19 | University of Wollongong | 1 May 2026</w:t>
       </w:r>
     </w:p>
     <w:p>
@@ -62,7 +62,7 @@
         <w:spacing w:before="60" w:after="60"/>
       </w:pPr>
       <w:r>
-        <w:t xml:space="preserve">Sprint 3 ran from 15 April to 28 April 2026. The primary goal was to build and demonstrate a working end-to-end Retrieval-Augmented Generation (RAG) pipeline on real course materials, even if rudimentary, while also producing the full set of design and documentation deliverables required for Assessment 2. This document summarises the outcomes of the Sprint 3 supervisor review meeting held with Prof. Jun Yan on 29 April 2026.</w:t>
+        <w:t xml:space="preserve">Sprint 3 ran from 15 April to 28 April 2026. The primary goal was to build and demonstrate a working end-to-end Retrieval-Augmented Generation (RAG) pipeline on real course materials, even if rudimentary, while also producing the full set of design and documentation deliverables required for Assessment 2. This document summarises the outcomes of the Sprint 3 supervisor review meeting held with Prof. Jun Yan on 1 May 2026.</w:t>
       </w:r>
     </w:p>
     <w:p>
